--- a/klagomål/A 24435-2026 FSC-klagomål.docx
+++ b/klagomål/A 24435-2026 FSC-klagomål.docx
@@ -671,7 +671,7 @@
     <w:r>
       <w:tab/>
       <w:tab/>
-      <w:t>2026-06-15</w:t>
+      <w:t>2026-06-16</w:t>
       <w:br/>
       <w:br/>
     </w:r>

--- a/klagomål/A 24435-2026 FSC-klagomål.docx
+++ b/klagomål/A 24435-2026 FSC-klagomål.docx
@@ -671,7 +671,7 @@
     <w:r>
       <w:tab/>
       <w:tab/>
-      <w:t>2026-06-16</w:t>
+      <w:t>2026-06-17</w:t>
       <w:br/>
       <w:br/>
     </w:r>

--- a/klagomål/A 24435-2026 FSC-klagomål.docx
+++ b/klagomål/A 24435-2026 FSC-klagomål.docx
@@ -1,6 +1,6 @@
 
 <file path=word/document.xml><?xml version="1.0" encoding="utf-8"?>
-<w:document xmlns:wpc="http://schemas.microsoft.com/office/word/2010/wordprocessingCanvas" xmlns:cx="http://schemas.microsoft.com/office/drawing/2014/chartex" xmlns:cx1="http://schemas.microsoft.com/office/drawing/2015/9/8/chartex" xmlns:cx2="http://schemas.microsoft.com/office/drawing/2015/10/21/chartex" xmlns:cx3="http://schemas.microsoft.com/office/drawing/2016/5/9/chartex" xmlns:cx4="http://schemas.microsoft.com/office/drawing/2016/5/10/chartex" xmlns:cx5="http://schemas.microsoft.com/office/drawing/2016/5/11/chartex" xmlns:cx6="http://schemas.microsoft.com/office/drawing/2016/5/12/chartex" xmlns:cx7="http://schemas.microsoft.com/office/drawing/2016/5/13/chartex" xmlns:cx8="http://schemas.microsoft.com/office/drawing/2016/5/14/chartex" xmlns:mc="http://schemas.openxmlformats.org/markup-compatibility/2006" xmlns:aink="http://schemas.microsoft.com/office/drawing/2016/ink" xmlns:am3d="http://schemas.microsoft.com/office/drawing/2017/model3d" xmlns:o="urn:schemas-microsoft-com:office:office" xmlns:oel="http://schemas.microsoft.com/office/2019/extlst" xmlns:r="http://schemas.openxmlformats.org/officeDocument/2006/relationships" xmlns:m="http://schemas.openxmlformats.org/officeDocument/2006/math" xmlns:v="urn:schemas-microsoft-com:vml" xmlns:wp14="http://schemas.microsoft.com/office/word/2010/wordprocessingDrawing" xmlns:wp="http://schemas.openxmlformats.org/drawingml/2006/wordprocessingDrawing" xmlns:w10="urn:schemas-microsoft-com:office:word" xmlns:w="http://schemas.openxmlformats.org/wordprocessingml/2006/main" xmlns:w14="http://schemas.microsoft.com/office/word/2010/wordml" xmlns:w15="http://schemas.microsoft.com/office/word/2012/wordml" xmlns:w16cex="http://schemas.microsoft.com/office/word/2018/wordml/cex" xmlns:w16cid="http://schemas.microsoft.com/office/word/2016/wordml/cid" xmlns:w16="http://schemas.microsoft.com/office/word/2018/wordml" xmlns:w16sdtdh="http://schemas.microsoft.com/office/word/2020/wordml/sdtdatahash" xmlns:w16se="http://schemas.microsoft.com/office/word/2015/wordml/symex" xmlns:wpg="http://schemas.microsoft.com/office/word/2010/wordprocessingGroup" xmlns:wpi="http://schemas.microsoft.com/office/word/2010/wordprocessingInk" xmlns:wne="http://schemas.microsoft.com/office/word/2006/wordml" xmlns:wps="http://schemas.microsoft.com/office/word/2010/wordprocessingShape" mc:Ignorable="w14 w15 w16se w16cid w16 w16cex w16sdtdh wp14">
+<w:document xmlns:wpc="http://schemas.microsoft.com/office/word/2010/wordprocessingCanvas" xmlns:cx="http://schemas.microsoft.com/office/drawing/2014/chartex" xmlns:cx1="http://schemas.microsoft.com/office/drawing/2015/9/8/chartex" xmlns:cx2="http://schemas.microsoft.com/office/drawing/2015/10/21/chartex" xmlns:cx3="http://schemas.microsoft.com/office/drawing/2016/5/9/chartex" xmlns:cx4="http://schemas.microsoft.com/office/drawing/2016/5/10/chartex" xmlns:cx5="http://schemas.microsoft.com/office/drawing/2016/5/11/chartex" xmlns:cx6="http://schemas.microsoft.com/office/drawing/2016/5/12/chartex" xmlns:cx7="http://schemas.microsoft.com/office/drawing/2016/5/13/chartex" xmlns:cx8="http://schemas.microsoft.com/office/drawing/2016/5/14/chartex" xmlns:mc="http://schemas.openxmlformats.org/markup-compatibility/2006" xmlns:aink="http://schemas.microsoft.com/office/drawing/2016/ink" xmlns:am3d="http://schemas.microsoft.com/office/drawing/2017/model3d" xmlns:o="urn:schemas-microsoft-com:office:office" xmlns:oel="http://schemas.microsoft.com/office/2019/extlst" xmlns:r="http://schemas.openxmlformats.org/officeDocument/2006/relationships" xmlns:m="http://schemas.openxmlformats.org/officeDocument/2006/math" xmlns:v="urn:schemas-microsoft-com:vml" xmlns:wp14="http://schemas.microsoft.com/office/word/2010/wordprocessingDrawing" xmlns:wp="http://schemas.openxmlformats.org/drawingml/2006/wordprocessingDrawing" xmlns:w10="urn:schemas-microsoft-com:office:word" xmlns:w="http://schemas.openxmlformats.org/wordprocessingml/2006/main" xmlns:w14="http://schemas.microsoft.com/office/word/2010/wordml" xmlns:w15="http://schemas.microsoft.com/office/word/2012/wordml" xmlns:w16cex="http://schemas.microsoft.com/office/word/2018/wordml/cex" xmlns:w16cid="http://schemas.microsoft.com/office/word/2016/wordml/cid" xmlns:w16="http://schemas.microsoft.com/office/word/2018/wordml" xmlns:w16du="http://schemas.microsoft.com/office/word/2023/wordml/word16du" xmlns:w16sdtdh="http://schemas.microsoft.com/office/word/2020/wordml/sdtdatahash" xmlns:w16sdtfl="http://schemas.microsoft.com/office/word/2024/wordml/sdtformatlock" xmlns:w16se="http://schemas.microsoft.com/office/word/2015/wordml/symex" xmlns:wpg="http://schemas.microsoft.com/office/word/2010/wordprocessingGroup" xmlns:wpi="http://schemas.microsoft.com/office/word/2010/wordprocessingInk" xmlns:wne="http://schemas.microsoft.com/office/word/2006/wordml" xmlns:wps="http://schemas.microsoft.com/office/word/2010/wordprocessingShape" mc:Ignorable="w14 w15 w16se w16cid w16 w16cex w16sdtdh w16sdtfl w16du wp14">
   <w:body>
     <w:p>
       <w:r>
@@ -168,7 +168,7 @@
     </w:p>
     <w:p>
       <w:r>
-        <w:t>Detta dokument behandlar höga naturvärden i avverkningsanmälan A 24435-2026 i Hässleholms kommun. Denna avverkningsanmälan inkom 2026-05-26 00:00:00 och omfattar 10,6 ha.</w:t>
+        <w:t>Detta dokument behandlar höga naturvärden i avverkningsanmälan A 24435-2026 i Hässleholms kommun som inkom 2026-05-26 och omfattar 10,6 ha.</w:t>
       </w:r>
     </w:p>
     <w:p>
@@ -191,12 +191,15 @@
     </w:p>
     <w:p>
       <w:r>
-        <w:t>I avverkningsanmälan har följande 1 naturvårdsarter hittats: rostfläck (S). Arter som är signalarter enligt Skogsstyrelsen har markerats med (S).</w:t>
+        <w:t>I avverkningsanmälan har följande 5 naturvårdsarter hittats: rostfläck (S, T), bäckbräsma (T), glansfläck (T), kärrfibbla (T) och kärrviol (T). Arter som är signalarter enligt Skogsstyrelsen har markerats med (S). Typiska arter inom Natura 2000 som är kopplade till skogsekosystem har markerats med (T).</w:t>
       </w:r>
     </w:p>
     <w:p>
       <w:r>
-        <w:t>De påträffade naturvårdsarterna är ett tydligt kvitto på att detta rör sig om en skog med höga naturvärden. I Figur 1 visas en karta över det avverkningsanmälda området, där samtliga fyndplatser för naturvårdsarter som finns registrerade på Artportalen har markerats.</w:t>
+        <w:t>De påträffade naturvårdsarterna är ett tydligt kvitto på att det rör sig om en skog med höga naturvärden.</w:t>
+      </w:r>
+      <w:r>
+        <w:t xml:space="preserve"> I Figur 1 visas fyndplatser för naturvårdsarter i området, som finns registrerade på Artportalen.</w:t>
       </w:r>
     </w:p>
     <w:p>
@@ -206,7 +209,7 @@
       <w:r>
         <w:drawing>
           <wp:inline xmlns:a="http://schemas.openxmlformats.org/drawingml/2006/main" xmlns:pic="http://schemas.openxmlformats.org/drawingml/2006/picture">
-            <wp:extent cx="5486400" cy="4678201"/>
+            <wp:extent cx="5486400" cy="4603640"/>
             <wp:docPr id="1" name="Picture 1"/>
             <wp:cNvGraphicFramePr>
               <a:graphicFrameLocks noChangeAspect="1"/>
@@ -227,7 +230,7 @@
                   <pic:spPr>
                     <a:xfrm>
                       <a:off x="0" y="0"/>
-                      <a:ext cx="5486400" cy="4678201"/>
+                      <a:ext cx="5486400" cy="4603640"/>
                     </a:xfrm>
                     <a:prstGeom prst="rect"/>
                   </pic:spPr>
@@ -241,9 +244,117 @@
     <w:p>
       <w:pPr>
         <w:pStyle w:val="Caption"/>
+        <w:spacing w:after="240"/>
       </w:pPr>
       <w:r>
-        <w:t>Figur 1. Fyndplatser för naturvårdsarter i det avverkningsanmälda området (röd linje). Markörer utan svart kant är placerade på fyndplatsen. Markörer med svart kant är placerade vid sidan av fyndplatsen och har ett svart streck som visar fyndplatsens exakta position. Kartans mittpunktskoordinat är N 6202088, E 420855 i SWEREF 99 TM.</w:t>
+        <w:t>Figur 1. Fyndplatser för naturvårdsarter i avverkningsanmälan (röd linje). Markörer utan svart kant är placerade på fyndplatsen. Markörer med svart kant är placerade vid sidan av fyndplatsen och har ett svart streck som visar fyndplatsens exakta position. Kartans mittpunktskoordinat är N 6202088, E 420855 i SWEREF 99 TM.</w:t>
+      </w:r>
+    </w:p>
+    <w:p>
+      <w:r>
+        <w:rPr>
+          <w:b/>
+        </w:rPr>
+        <w:t>Bäckbräsma</w:t>
+      </w:r>
+      <w:r>
+        <w:t xml:space="preserve"> är typisk art för </w:t>
+      </w:r>
+      <w:r>
+        <w:rPr>
+          <w:i/>
+        </w:rPr>
+        <w:t xml:space="preserve">9080 Lövsumpskog, 9750 Svämlövskog, 7160 Källor och källkärr </w:t>
+      </w:r>
+      <w:r>
+        <w:t xml:space="preserve">och </w:t>
+      </w:r>
+      <w:r>
+        <w:rPr>
+          <w:i/>
+        </w:rPr>
+        <w:t>7310 Aapamyrar</w:t>
+      </w:r>
+      <w:r>
+        <w:t xml:space="preserve"> (SLU Artdatabanken, 2025).</w:t>
+      </w:r>
+    </w:p>
+    <w:p>
+      <w:r>
+        <w:rPr>
+          <w:b/>
+        </w:rPr>
+        <w:t>Glansfläck</w:t>
+      </w:r>
+      <w:r>
+        <w:t xml:space="preserve"> signalerar skyddsvärda lövträdsbestånd som ofta hyser ett flertal rödlistade lavar. Många växtplatser har långvarig trädkontinuitet. Laven indikerar främst miljöer med konstant hög och jämn luftfuktighet och ostörda markvattenförhållanden. Glansfläck är typisk art för </w:t>
+      </w:r>
+      <w:r>
+        <w:rPr>
+          <w:i/>
+        </w:rPr>
+        <w:t>9190 Näringsfattig ekskog</w:t>
+      </w:r>
+      <w:r>
+        <w:t xml:space="preserve"> (Nitare &amp; Skogsstyrelsen, 2000; SLU Artdatabanken, 2025).</w:t>
+      </w:r>
+    </w:p>
+    <w:p>
+      <w:r>
+        <w:rPr>
+          <w:b/>
+        </w:rPr>
+        <w:t>Kärrfibbla</w:t>
+      </w:r>
+      <w:r>
+        <w:t xml:space="preserve"> är typisk art för </w:t>
+      </w:r>
+      <w:r>
+        <w:rPr>
+          <w:i/>
+        </w:rPr>
+        <w:t xml:space="preserve">9050 Näringsrik granskog, 9080 Lövsumpskog </w:t>
+      </w:r>
+      <w:r>
+        <w:t>och</w:t>
+      </w:r>
+      <w:r>
+        <w:rPr>
+          <w:i/>
+        </w:rPr>
+        <w:t xml:space="preserve"> 9040 Fjällbjörkskog </w:t>
+      </w:r>
+      <w:r>
+        <w:t>(SLU Artdatabanken, 2025).</w:t>
+      </w:r>
+    </w:p>
+    <w:p>
+      <w:r>
+        <w:rPr>
+          <w:b/>
+        </w:rPr>
+        <w:t xml:space="preserve">Kärrviol </w:t>
+      </w:r>
+      <w:r>
+        <w:t xml:space="preserve">är typisk art för </w:t>
+      </w:r>
+      <w:r>
+        <w:rPr>
+          <w:i/>
+        </w:rPr>
+        <w:t xml:space="preserve">9740 Skogsbevuxen myr </w:t>
+      </w:r>
+      <w:r>
+        <w:t>och</w:t>
+      </w:r>
+      <w:r>
+        <w:rPr>
+          <w:i/>
+        </w:rPr>
+        <w:t xml:space="preserve"> 6450 Svämängar </w:t>
+      </w:r>
+      <w:r>
+        <w:t>(SLU Artdatabanken, 2025).</w:t>
       </w:r>
     </w:p>
     <w:p>
@@ -356,7 +467,7 @@
         <w:rPr>
           <w:i/>
         </w:rPr>
-        <w:t>I det avverkningsanmälda skogsområdet har 1 naturvårdsarter varav 0 rödlistade arter sina livsmiljöer och växtplatser.</w:t>
+        <w:t>I det avverkningsanmälda skogsområdet har 5 naturvårdsarter varav 0 rödlistade arter sina livsmiljöer och växtplatser.</w:t>
       </w:r>
     </w:p>
     <w:p>
@@ -561,7 +672,7 @@
 </file>
 
 <file path=word/endnotes.xml><?xml version="1.0" encoding="utf-8"?>
-<w:endnotes xmlns:wpc="http://schemas.microsoft.com/office/word/2010/wordprocessingCanvas" xmlns:cx="http://schemas.microsoft.com/office/drawing/2014/chartex" xmlns:cx1="http://schemas.microsoft.com/office/drawing/2015/9/8/chartex" xmlns:cx2="http://schemas.microsoft.com/office/drawing/2015/10/21/chartex" xmlns:cx3="http://schemas.microsoft.com/office/drawing/2016/5/9/chartex" xmlns:cx4="http://schemas.microsoft.com/office/drawing/2016/5/10/chartex" xmlns:cx5="http://schemas.microsoft.com/office/drawing/2016/5/11/chartex" xmlns:cx6="http://schemas.microsoft.com/office/drawing/2016/5/12/chartex" xmlns:cx7="http://schemas.microsoft.com/office/drawing/2016/5/13/chartex" xmlns:cx8="http://schemas.microsoft.com/office/drawing/2016/5/14/chartex" xmlns:mc="http://schemas.openxmlformats.org/markup-compatibility/2006" xmlns:aink="http://schemas.microsoft.com/office/drawing/2016/ink" xmlns:am3d="http://schemas.microsoft.com/office/drawing/2017/model3d" xmlns:o="urn:schemas-microsoft-com:office:office" xmlns:oel="http://schemas.microsoft.com/office/2019/extlst" xmlns:r="http://schemas.openxmlformats.org/officeDocument/2006/relationships" xmlns:m="http://schemas.openxmlformats.org/officeDocument/2006/math" xmlns:v="urn:schemas-microsoft-com:vml" xmlns:wp14="http://schemas.microsoft.com/office/word/2010/wordprocessingDrawing" xmlns:wp="http://schemas.openxmlformats.org/drawingml/2006/wordprocessingDrawing" xmlns:w10="urn:schemas-microsoft-com:office:word" xmlns:w="http://schemas.openxmlformats.org/wordprocessingml/2006/main" xmlns:w14="http://schemas.microsoft.com/office/word/2010/wordml" xmlns:w15="http://schemas.microsoft.com/office/word/2012/wordml" xmlns:w16cex="http://schemas.microsoft.com/office/word/2018/wordml/cex" xmlns:w16cid="http://schemas.microsoft.com/office/word/2016/wordml/cid" xmlns:w16="http://schemas.microsoft.com/office/word/2018/wordml" xmlns:w16sdtdh="http://schemas.microsoft.com/office/word/2020/wordml/sdtdatahash" xmlns:w16se="http://schemas.microsoft.com/office/word/2015/wordml/symex" xmlns:wpg="http://schemas.microsoft.com/office/word/2010/wordprocessingGroup" xmlns:wpi="http://schemas.microsoft.com/office/word/2010/wordprocessingInk" xmlns:wne="http://schemas.microsoft.com/office/word/2006/wordml" xmlns:wps="http://schemas.microsoft.com/office/word/2010/wordprocessingShape" mc:Ignorable="w14 w15 w16se w16cid w16 w16cex w16sdtdh wp14">
+<w:endnotes xmlns:wpc="http://schemas.microsoft.com/office/word/2010/wordprocessingCanvas" xmlns:cx="http://schemas.microsoft.com/office/drawing/2014/chartex" xmlns:cx1="http://schemas.microsoft.com/office/drawing/2015/9/8/chartex" xmlns:cx2="http://schemas.microsoft.com/office/drawing/2015/10/21/chartex" xmlns:cx3="http://schemas.microsoft.com/office/drawing/2016/5/9/chartex" xmlns:cx4="http://schemas.microsoft.com/office/drawing/2016/5/10/chartex" xmlns:cx5="http://schemas.microsoft.com/office/drawing/2016/5/11/chartex" xmlns:cx6="http://schemas.microsoft.com/office/drawing/2016/5/12/chartex" xmlns:cx7="http://schemas.microsoft.com/office/drawing/2016/5/13/chartex" xmlns:cx8="http://schemas.microsoft.com/office/drawing/2016/5/14/chartex" xmlns:mc="http://schemas.openxmlformats.org/markup-compatibility/2006" xmlns:aink="http://schemas.microsoft.com/office/drawing/2016/ink" xmlns:am3d="http://schemas.microsoft.com/office/drawing/2017/model3d" xmlns:o="urn:schemas-microsoft-com:office:office" xmlns:oel="http://schemas.microsoft.com/office/2019/extlst" xmlns:r="http://schemas.openxmlformats.org/officeDocument/2006/relationships" xmlns:m="http://schemas.openxmlformats.org/officeDocument/2006/math" xmlns:v="urn:schemas-microsoft-com:vml" xmlns:wp14="http://schemas.microsoft.com/office/word/2010/wordprocessingDrawing" xmlns:wp="http://schemas.openxmlformats.org/drawingml/2006/wordprocessingDrawing" xmlns:w10="urn:schemas-microsoft-com:office:word" xmlns:w="http://schemas.openxmlformats.org/wordprocessingml/2006/main" xmlns:w14="http://schemas.microsoft.com/office/word/2010/wordml" xmlns:w15="http://schemas.microsoft.com/office/word/2012/wordml" xmlns:w16cex="http://schemas.microsoft.com/office/word/2018/wordml/cex" xmlns:w16cid="http://schemas.microsoft.com/office/word/2016/wordml/cid" xmlns:w16="http://schemas.microsoft.com/office/word/2018/wordml" xmlns:w16du="http://schemas.microsoft.com/office/word/2023/wordml/word16du" xmlns:w16sdtdh="http://schemas.microsoft.com/office/word/2020/wordml/sdtdatahash" xmlns:w16sdtfl="http://schemas.microsoft.com/office/word/2024/wordml/sdtformatlock" xmlns:w16se="http://schemas.microsoft.com/office/word/2015/wordml/symex" xmlns:wpg="http://schemas.microsoft.com/office/word/2010/wordprocessingGroup" xmlns:wpi="http://schemas.microsoft.com/office/word/2010/wordprocessingInk" xmlns:wne="http://schemas.microsoft.com/office/word/2006/wordml" xmlns:wps="http://schemas.microsoft.com/office/word/2010/wordprocessingShape" mc:Ignorable="w14 w15 w16se w16cid w16 w16cex w16sdtdh w16sdtfl w16du wp14">
   <w:endnote w:type="separator" w:id="-1">
     <w:p>
       <w:pPr>
@@ -586,7 +697,7 @@
 </file>
 
 <file path=word/footer1.xml><?xml version="1.0" encoding="utf-8"?>
-<w:ftr xmlns:wpc="http://schemas.microsoft.com/office/word/2010/wordprocessingCanvas" xmlns:cx="http://schemas.microsoft.com/office/drawing/2014/chartex" xmlns:cx1="http://schemas.microsoft.com/office/drawing/2015/9/8/chartex" xmlns:cx2="http://schemas.microsoft.com/office/drawing/2015/10/21/chartex" xmlns:cx3="http://schemas.microsoft.com/office/drawing/2016/5/9/chartex" xmlns:cx4="http://schemas.microsoft.com/office/drawing/2016/5/10/chartex" xmlns:cx5="http://schemas.microsoft.com/office/drawing/2016/5/11/chartex" xmlns:cx6="http://schemas.microsoft.com/office/drawing/2016/5/12/chartex" xmlns:cx7="http://schemas.microsoft.com/office/drawing/2016/5/13/chartex" xmlns:cx8="http://schemas.microsoft.com/office/drawing/2016/5/14/chartex" xmlns:mc="http://schemas.openxmlformats.org/markup-compatibility/2006" xmlns:aink="http://schemas.microsoft.com/office/drawing/2016/ink" xmlns:am3d="http://schemas.microsoft.com/office/drawing/2017/model3d" xmlns:o="urn:schemas-microsoft-com:office:office" xmlns:oel="http://schemas.microsoft.com/office/2019/extlst" xmlns:r="http://schemas.openxmlformats.org/officeDocument/2006/relationships" xmlns:m="http://schemas.openxmlformats.org/officeDocument/2006/math" xmlns:v="urn:schemas-microsoft-com:vml" xmlns:wp14="http://schemas.microsoft.com/office/word/2010/wordprocessingDrawing" xmlns:wp="http://schemas.openxmlformats.org/drawingml/2006/wordprocessingDrawing" xmlns:w10="urn:schemas-microsoft-com:office:word" xmlns:w="http://schemas.openxmlformats.org/wordprocessingml/2006/main" xmlns:w14="http://schemas.microsoft.com/office/word/2010/wordml" xmlns:w15="http://schemas.microsoft.com/office/word/2012/wordml" xmlns:w16cex="http://schemas.microsoft.com/office/word/2018/wordml/cex" xmlns:w16cid="http://schemas.microsoft.com/office/word/2016/wordml/cid" xmlns:w16="http://schemas.microsoft.com/office/word/2018/wordml" xmlns:w16sdtdh="http://schemas.microsoft.com/office/word/2020/wordml/sdtdatahash" xmlns:w16se="http://schemas.microsoft.com/office/word/2015/wordml/symex" xmlns:wpg="http://schemas.microsoft.com/office/word/2010/wordprocessingGroup" xmlns:wpi="http://schemas.microsoft.com/office/word/2010/wordprocessingInk" xmlns:wne="http://schemas.microsoft.com/office/word/2006/wordml" xmlns:wps="http://schemas.microsoft.com/office/word/2010/wordprocessingShape" mc:Ignorable="w14 w15 w16se w16cid w16 w16cex w16sdtdh wp14">
+<w:ftr xmlns:wpc="http://schemas.microsoft.com/office/word/2010/wordprocessingCanvas" xmlns:cx="http://schemas.microsoft.com/office/drawing/2014/chartex" xmlns:cx1="http://schemas.microsoft.com/office/drawing/2015/9/8/chartex" xmlns:cx2="http://schemas.microsoft.com/office/drawing/2015/10/21/chartex" xmlns:cx3="http://schemas.microsoft.com/office/drawing/2016/5/9/chartex" xmlns:cx4="http://schemas.microsoft.com/office/drawing/2016/5/10/chartex" xmlns:cx5="http://schemas.microsoft.com/office/drawing/2016/5/11/chartex" xmlns:cx6="http://schemas.microsoft.com/office/drawing/2016/5/12/chartex" xmlns:cx7="http://schemas.microsoft.com/office/drawing/2016/5/13/chartex" xmlns:cx8="http://schemas.microsoft.com/office/drawing/2016/5/14/chartex" xmlns:mc="http://schemas.openxmlformats.org/markup-compatibility/2006" xmlns:aink="http://schemas.microsoft.com/office/drawing/2016/ink" xmlns:am3d="http://schemas.microsoft.com/office/drawing/2017/model3d" xmlns:o="urn:schemas-microsoft-com:office:office" xmlns:oel="http://schemas.microsoft.com/office/2019/extlst" xmlns:r="http://schemas.openxmlformats.org/officeDocument/2006/relationships" xmlns:m="http://schemas.openxmlformats.org/officeDocument/2006/math" xmlns:v="urn:schemas-microsoft-com:vml" xmlns:wp14="http://schemas.microsoft.com/office/word/2010/wordprocessingDrawing" xmlns:wp="http://schemas.openxmlformats.org/drawingml/2006/wordprocessingDrawing" xmlns:w10="urn:schemas-microsoft-com:office:word" xmlns:w="http://schemas.openxmlformats.org/wordprocessingml/2006/main" xmlns:w14="http://schemas.microsoft.com/office/word/2010/wordml" xmlns:w15="http://schemas.microsoft.com/office/word/2012/wordml" xmlns:w16cex="http://schemas.microsoft.com/office/word/2018/wordml/cex" xmlns:w16cid="http://schemas.microsoft.com/office/word/2016/wordml/cid" xmlns:w16="http://schemas.microsoft.com/office/word/2018/wordml" xmlns:w16du="http://schemas.microsoft.com/office/word/2023/wordml/word16du" xmlns:w16sdtdh="http://schemas.microsoft.com/office/word/2020/wordml/sdtdatahash" xmlns:w16sdtfl="http://schemas.microsoft.com/office/word/2024/wordml/sdtformatlock" xmlns:w16se="http://schemas.microsoft.com/office/word/2015/wordml/symex" xmlns:wpg="http://schemas.microsoft.com/office/word/2010/wordprocessingGroup" xmlns:wpi="http://schemas.microsoft.com/office/word/2010/wordprocessingInk" xmlns:wne="http://schemas.microsoft.com/office/word/2006/wordml" xmlns:wps="http://schemas.microsoft.com/office/word/2010/wordprocessingShape" mc:Ignorable="w14 w15 w16se w16cid w16 w16cex w16sdtdh w16sdtfl w16du wp14">
   <w:p>
     <w:pPr>
       <w:pStyle w:val="Footer"/>
@@ -596,7 +707,7 @@
 </file>
 
 <file path=word/footer2.xml><?xml version="1.0" encoding="utf-8"?>
-<w:ftr xmlns:wpc="http://schemas.microsoft.com/office/word/2010/wordprocessingCanvas" xmlns:cx="http://schemas.microsoft.com/office/drawing/2014/chartex" xmlns:cx1="http://schemas.microsoft.com/office/drawing/2015/9/8/chartex" xmlns:cx2="http://schemas.microsoft.com/office/drawing/2015/10/21/chartex" xmlns:cx3="http://schemas.microsoft.com/office/drawing/2016/5/9/chartex" xmlns:cx4="http://schemas.microsoft.com/office/drawing/2016/5/10/chartex" xmlns:cx5="http://schemas.microsoft.com/office/drawing/2016/5/11/chartex" xmlns:cx6="http://schemas.microsoft.com/office/drawing/2016/5/12/chartex" xmlns:cx7="http://schemas.microsoft.com/office/drawing/2016/5/13/chartex" xmlns:cx8="http://schemas.microsoft.com/office/drawing/2016/5/14/chartex" xmlns:mc="http://schemas.openxmlformats.org/markup-compatibility/2006" xmlns:aink="http://schemas.microsoft.com/office/drawing/2016/ink" xmlns:am3d="http://schemas.microsoft.com/office/drawing/2017/model3d" xmlns:o="urn:schemas-microsoft-com:office:office" xmlns:oel="http://schemas.microsoft.com/office/2019/extlst" xmlns:r="http://schemas.openxmlformats.org/officeDocument/2006/relationships" xmlns:m="http://schemas.openxmlformats.org/officeDocument/2006/math" xmlns:v="urn:schemas-microsoft-com:vml" xmlns:wp14="http://schemas.microsoft.com/office/word/2010/wordprocessingDrawing" xmlns:wp="http://schemas.openxmlformats.org/drawingml/2006/wordprocessingDrawing" xmlns:w10="urn:schemas-microsoft-com:office:word" xmlns:w="http://schemas.openxmlformats.org/wordprocessingml/2006/main" xmlns:w14="http://schemas.microsoft.com/office/word/2010/wordml" xmlns:w15="http://schemas.microsoft.com/office/word/2012/wordml" xmlns:w16cex="http://schemas.microsoft.com/office/word/2018/wordml/cex" xmlns:w16cid="http://schemas.microsoft.com/office/word/2016/wordml/cid" xmlns:w16="http://schemas.microsoft.com/office/word/2018/wordml" xmlns:w16sdtdh="http://schemas.microsoft.com/office/word/2020/wordml/sdtdatahash" xmlns:w16se="http://schemas.microsoft.com/office/word/2015/wordml/symex" xmlns:wpg="http://schemas.microsoft.com/office/word/2010/wordprocessingGroup" xmlns:wpi="http://schemas.microsoft.com/office/word/2010/wordprocessingInk" xmlns:wne="http://schemas.microsoft.com/office/word/2006/wordml" xmlns:wps="http://schemas.microsoft.com/office/word/2010/wordprocessingShape" mc:Ignorable="w14 w15 w16se w16cid w16 w16cex w16sdtdh wp14">
+<w:ftr xmlns:wpc="http://schemas.microsoft.com/office/word/2010/wordprocessingCanvas" xmlns:cx="http://schemas.microsoft.com/office/drawing/2014/chartex" xmlns:cx1="http://schemas.microsoft.com/office/drawing/2015/9/8/chartex" xmlns:cx2="http://schemas.microsoft.com/office/drawing/2015/10/21/chartex" xmlns:cx3="http://schemas.microsoft.com/office/drawing/2016/5/9/chartex" xmlns:cx4="http://schemas.microsoft.com/office/drawing/2016/5/10/chartex" xmlns:cx5="http://schemas.microsoft.com/office/drawing/2016/5/11/chartex" xmlns:cx6="http://schemas.microsoft.com/office/drawing/2016/5/12/chartex" xmlns:cx7="http://schemas.microsoft.com/office/drawing/2016/5/13/chartex" xmlns:cx8="http://schemas.microsoft.com/office/drawing/2016/5/14/chartex" xmlns:mc="http://schemas.openxmlformats.org/markup-compatibility/2006" xmlns:aink="http://schemas.microsoft.com/office/drawing/2016/ink" xmlns:am3d="http://schemas.microsoft.com/office/drawing/2017/model3d" xmlns:o="urn:schemas-microsoft-com:office:office" xmlns:oel="http://schemas.microsoft.com/office/2019/extlst" xmlns:r="http://schemas.openxmlformats.org/officeDocument/2006/relationships" xmlns:m="http://schemas.openxmlformats.org/officeDocument/2006/math" xmlns:v="urn:schemas-microsoft-com:vml" xmlns:wp14="http://schemas.microsoft.com/office/word/2010/wordprocessingDrawing" xmlns:wp="http://schemas.openxmlformats.org/drawingml/2006/wordprocessingDrawing" xmlns:w10="urn:schemas-microsoft-com:office:word" xmlns:w="http://schemas.openxmlformats.org/wordprocessingml/2006/main" xmlns:w14="http://schemas.microsoft.com/office/word/2010/wordml" xmlns:w15="http://schemas.microsoft.com/office/word/2012/wordml" xmlns:w16cex="http://schemas.microsoft.com/office/word/2018/wordml/cex" xmlns:w16cid="http://schemas.microsoft.com/office/word/2016/wordml/cid" xmlns:w16="http://schemas.microsoft.com/office/word/2018/wordml" xmlns:w16du="http://schemas.microsoft.com/office/word/2023/wordml/word16du" xmlns:w16sdtdh="http://schemas.microsoft.com/office/word/2020/wordml/sdtdatahash" xmlns:w16sdtfl="http://schemas.microsoft.com/office/word/2024/wordml/sdtformatlock" xmlns:w16se="http://schemas.microsoft.com/office/word/2015/wordml/symex" xmlns:wpg="http://schemas.microsoft.com/office/word/2010/wordprocessingGroup" xmlns:wpi="http://schemas.microsoft.com/office/word/2010/wordprocessingInk" xmlns:wne="http://schemas.microsoft.com/office/word/2006/wordml" xmlns:wps="http://schemas.microsoft.com/office/word/2010/wordprocessingShape" mc:Ignorable="w14 w15 w16se w16cid w16 w16cex w16sdtdh w16sdtfl w16du wp14">
   <w:p>
     <w:pPr>
       <w:pStyle w:val="Footer"/>
@@ -606,7 +717,7 @@
 </file>
 
 <file path=word/footer3.xml><?xml version="1.0" encoding="utf-8"?>
-<w:ftr xmlns:wpc="http://schemas.microsoft.com/office/word/2010/wordprocessingCanvas" xmlns:cx="http://schemas.microsoft.com/office/drawing/2014/chartex" xmlns:cx1="http://schemas.microsoft.com/office/drawing/2015/9/8/chartex" xmlns:cx2="http://schemas.microsoft.com/office/drawing/2015/10/21/chartex" xmlns:cx3="http://schemas.microsoft.com/office/drawing/2016/5/9/chartex" xmlns:cx4="http://schemas.microsoft.com/office/drawing/2016/5/10/chartex" xmlns:cx5="http://schemas.microsoft.com/office/drawing/2016/5/11/chartex" xmlns:cx6="http://schemas.microsoft.com/office/drawing/2016/5/12/chartex" xmlns:cx7="http://schemas.microsoft.com/office/drawing/2016/5/13/chartex" xmlns:cx8="http://schemas.microsoft.com/office/drawing/2016/5/14/chartex" xmlns:mc="http://schemas.openxmlformats.org/markup-compatibility/2006" xmlns:aink="http://schemas.microsoft.com/office/drawing/2016/ink" xmlns:am3d="http://schemas.microsoft.com/office/drawing/2017/model3d" xmlns:o="urn:schemas-microsoft-com:office:office" xmlns:oel="http://schemas.microsoft.com/office/2019/extlst" xmlns:r="http://schemas.openxmlformats.org/officeDocument/2006/relationships" xmlns:m="http://schemas.openxmlformats.org/officeDocument/2006/math" xmlns:v="urn:schemas-microsoft-com:vml" xmlns:wp14="http://schemas.microsoft.com/office/word/2010/wordprocessingDrawing" xmlns:wp="http://schemas.openxmlformats.org/drawingml/2006/wordprocessingDrawing" xmlns:w10="urn:schemas-microsoft-com:office:word" xmlns:w="http://schemas.openxmlformats.org/wordprocessingml/2006/main" xmlns:w14="http://schemas.microsoft.com/office/word/2010/wordml" xmlns:w15="http://schemas.microsoft.com/office/word/2012/wordml" xmlns:w16cex="http://schemas.microsoft.com/office/word/2018/wordml/cex" xmlns:w16cid="http://schemas.microsoft.com/office/word/2016/wordml/cid" xmlns:w16="http://schemas.microsoft.com/office/word/2018/wordml" xmlns:w16sdtdh="http://schemas.microsoft.com/office/word/2020/wordml/sdtdatahash" xmlns:w16se="http://schemas.microsoft.com/office/word/2015/wordml/symex" xmlns:wpg="http://schemas.microsoft.com/office/word/2010/wordprocessingGroup" xmlns:wpi="http://schemas.microsoft.com/office/word/2010/wordprocessingInk" xmlns:wne="http://schemas.microsoft.com/office/word/2006/wordml" xmlns:wps="http://schemas.microsoft.com/office/word/2010/wordprocessingShape" mc:Ignorable="w14 w15 w16se w16cid w16 w16cex w16sdtdh wp14">
+<w:ftr xmlns:wpc="http://schemas.microsoft.com/office/word/2010/wordprocessingCanvas" xmlns:cx="http://schemas.microsoft.com/office/drawing/2014/chartex" xmlns:cx1="http://schemas.microsoft.com/office/drawing/2015/9/8/chartex" xmlns:cx2="http://schemas.microsoft.com/office/drawing/2015/10/21/chartex" xmlns:cx3="http://schemas.microsoft.com/office/drawing/2016/5/9/chartex" xmlns:cx4="http://schemas.microsoft.com/office/drawing/2016/5/10/chartex" xmlns:cx5="http://schemas.microsoft.com/office/drawing/2016/5/11/chartex" xmlns:cx6="http://schemas.microsoft.com/office/drawing/2016/5/12/chartex" xmlns:cx7="http://schemas.microsoft.com/office/drawing/2016/5/13/chartex" xmlns:cx8="http://schemas.microsoft.com/office/drawing/2016/5/14/chartex" xmlns:mc="http://schemas.openxmlformats.org/markup-compatibility/2006" xmlns:aink="http://schemas.microsoft.com/office/drawing/2016/ink" xmlns:am3d="http://schemas.microsoft.com/office/drawing/2017/model3d" xmlns:o="urn:schemas-microsoft-com:office:office" xmlns:oel="http://schemas.microsoft.com/office/2019/extlst" xmlns:r="http://schemas.openxmlformats.org/officeDocument/2006/relationships" xmlns:m="http://schemas.openxmlformats.org/officeDocument/2006/math" xmlns:v="urn:schemas-microsoft-com:vml" xmlns:wp14="http://schemas.microsoft.com/office/word/2010/wordprocessingDrawing" xmlns:wp="http://schemas.openxmlformats.org/drawingml/2006/wordprocessingDrawing" xmlns:w10="urn:schemas-microsoft-com:office:word" xmlns:w="http://schemas.openxmlformats.org/wordprocessingml/2006/main" xmlns:w14="http://schemas.microsoft.com/office/word/2010/wordml" xmlns:w15="http://schemas.microsoft.com/office/word/2012/wordml" xmlns:w16cex="http://schemas.microsoft.com/office/word/2018/wordml/cex" xmlns:w16cid="http://schemas.microsoft.com/office/word/2016/wordml/cid" xmlns:w16="http://schemas.microsoft.com/office/word/2018/wordml" xmlns:w16du="http://schemas.microsoft.com/office/word/2023/wordml/word16du" xmlns:w16sdtdh="http://schemas.microsoft.com/office/word/2020/wordml/sdtdatahash" xmlns:w16sdtfl="http://schemas.microsoft.com/office/word/2024/wordml/sdtformatlock" xmlns:w16se="http://schemas.microsoft.com/office/word/2015/wordml/symex" xmlns:wpg="http://schemas.microsoft.com/office/word/2010/wordprocessingGroup" xmlns:wpi="http://schemas.microsoft.com/office/word/2010/wordprocessingInk" xmlns:wne="http://schemas.microsoft.com/office/word/2006/wordml" xmlns:wps="http://schemas.microsoft.com/office/word/2010/wordprocessingShape" mc:Ignorable="w14 w15 w16se w16cid w16 w16cex w16sdtdh w16sdtfl w16du wp14">
   <w:p>
     <w:pPr>
       <w:pStyle w:val="Footer"/>
@@ -616,7 +727,7 @@
 </file>
 
 <file path=word/footnotes.xml><?xml version="1.0" encoding="utf-8"?>
-<w:footnotes xmlns:wpc="http://schemas.microsoft.com/office/word/2010/wordprocessingCanvas" xmlns:cx="http://schemas.microsoft.com/office/drawing/2014/chartex" xmlns:cx1="http://schemas.microsoft.com/office/drawing/2015/9/8/chartex" xmlns:cx2="http://schemas.microsoft.com/office/drawing/2015/10/21/chartex" xmlns:cx3="http://schemas.microsoft.com/office/drawing/2016/5/9/chartex" xmlns:cx4="http://schemas.microsoft.com/office/drawing/2016/5/10/chartex" xmlns:cx5="http://schemas.microsoft.com/office/drawing/2016/5/11/chartex" xmlns:cx6="http://schemas.microsoft.com/office/drawing/2016/5/12/chartex" xmlns:cx7="http://schemas.microsoft.com/office/drawing/2016/5/13/chartex" xmlns:cx8="http://schemas.microsoft.com/office/drawing/2016/5/14/chartex" xmlns:mc="http://schemas.openxmlformats.org/markup-compatibility/2006" xmlns:aink="http://schemas.microsoft.com/office/drawing/2016/ink" xmlns:am3d="http://schemas.microsoft.com/office/drawing/2017/model3d" xmlns:o="urn:schemas-microsoft-com:office:office" xmlns:oel="http://schemas.microsoft.com/office/2019/extlst" xmlns:r="http://schemas.openxmlformats.org/officeDocument/2006/relationships" xmlns:m="http://schemas.openxmlformats.org/officeDocument/2006/math" xmlns:v="urn:schemas-microsoft-com:vml" xmlns:wp14="http://schemas.microsoft.com/office/word/2010/wordprocessingDrawing" xmlns:wp="http://schemas.openxmlformats.org/drawingml/2006/wordprocessingDrawing" xmlns:w10="urn:schemas-microsoft-com:office:word" xmlns:w="http://schemas.openxmlformats.org/wordprocessingml/2006/main" xmlns:w14="http://schemas.microsoft.com/office/word/2010/wordml" xmlns:w15="http://schemas.microsoft.com/office/word/2012/wordml" xmlns:w16cex="http://schemas.microsoft.com/office/word/2018/wordml/cex" xmlns:w16cid="http://schemas.microsoft.com/office/word/2016/wordml/cid" xmlns:w16="http://schemas.microsoft.com/office/word/2018/wordml" xmlns:w16sdtdh="http://schemas.microsoft.com/office/word/2020/wordml/sdtdatahash" xmlns:w16se="http://schemas.microsoft.com/office/word/2015/wordml/symex" xmlns:wpg="http://schemas.microsoft.com/office/word/2010/wordprocessingGroup" xmlns:wpi="http://schemas.microsoft.com/office/word/2010/wordprocessingInk" xmlns:wne="http://schemas.microsoft.com/office/word/2006/wordml" xmlns:wps="http://schemas.microsoft.com/office/word/2010/wordprocessingShape" mc:Ignorable="w14 w15 w16se w16cid w16 w16cex w16sdtdh wp14">
+<w:footnotes xmlns:wpc="http://schemas.microsoft.com/office/word/2010/wordprocessingCanvas" xmlns:cx="http://schemas.microsoft.com/office/drawing/2014/chartex" xmlns:cx1="http://schemas.microsoft.com/office/drawing/2015/9/8/chartex" xmlns:cx2="http://schemas.microsoft.com/office/drawing/2015/10/21/chartex" xmlns:cx3="http://schemas.microsoft.com/office/drawing/2016/5/9/chartex" xmlns:cx4="http://schemas.microsoft.com/office/drawing/2016/5/10/chartex" xmlns:cx5="http://schemas.microsoft.com/office/drawing/2016/5/11/chartex" xmlns:cx6="http://schemas.microsoft.com/office/drawing/2016/5/12/chartex" xmlns:cx7="http://schemas.microsoft.com/office/drawing/2016/5/13/chartex" xmlns:cx8="http://schemas.microsoft.com/office/drawing/2016/5/14/chartex" xmlns:mc="http://schemas.openxmlformats.org/markup-compatibility/2006" xmlns:aink="http://schemas.microsoft.com/office/drawing/2016/ink" xmlns:am3d="http://schemas.microsoft.com/office/drawing/2017/model3d" xmlns:o="urn:schemas-microsoft-com:office:office" xmlns:oel="http://schemas.microsoft.com/office/2019/extlst" xmlns:r="http://schemas.openxmlformats.org/officeDocument/2006/relationships" xmlns:m="http://schemas.openxmlformats.org/officeDocument/2006/math" xmlns:v="urn:schemas-microsoft-com:vml" xmlns:wp14="http://schemas.microsoft.com/office/word/2010/wordprocessingDrawing" xmlns:wp="http://schemas.openxmlformats.org/drawingml/2006/wordprocessingDrawing" xmlns:w10="urn:schemas-microsoft-com:office:word" xmlns:w="http://schemas.openxmlformats.org/wordprocessingml/2006/main" xmlns:w14="http://schemas.microsoft.com/office/word/2010/wordml" xmlns:w15="http://schemas.microsoft.com/office/word/2012/wordml" xmlns:w16cex="http://schemas.microsoft.com/office/word/2018/wordml/cex" xmlns:w16cid="http://schemas.microsoft.com/office/word/2016/wordml/cid" xmlns:w16="http://schemas.microsoft.com/office/word/2018/wordml" xmlns:w16du="http://schemas.microsoft.com/office/word/2023/wordml/word16du" xmlns:w16sdtdh="http://schemas.microsoft.com/office/word/2020/wordml/sdtdatahash" xmlns:w16sdtfl="http://schemas.microsoft.com/office/word/2024/wordml/sdtformatlock" xmlns:w16se="http://schemas.microsoft.com/office/word/2015/wordml/symex" xmlns:wpg="http://schemas.microsoft.com/office/word/2010/wordprocessingGroup" xmlns:wpi="http://schemas.microsoft.com/office/word/2010/wordprocessingInk" xmlns:wne="http://schemas.microsoft.com/office/word/2006/wordml" xmlns:wps="http://schemas.microsoft.com/office/word/2010/wordprocessingShape" mc:Ignorable="w14 w15 w16se w16cid w16 w16cex w16sdtdh w16sdtfl w16du wp14">
   <w:footnote w:type="separator" w:id="-1">
     <w:p>
       <w:pPr>
@@ -641,7 +752,7 @@
 </file>
 
 <file path=word/header1.xml><?xml version="1.0" encoding="utf-8"?>
-<w:hdr xmlns:wpc="http://schemas.microsoft.com/office/word/2010/wordprocessingCanvas" xmlns:cx="http://schemas.microsoft.com/office/drawing/2014/chartex" xmlns:cx1="http://schemas.microsoft.com/office/drawing/2015/9/8/chartex" xmlns:cx2="http://schemas.microsoft.com/office/drawing/2015/10/21/chartex" xmlns:cx3="http://schemas.microsoft.com/office/drawing/2016/5/9/chartex" xmlns:cx4="http://schemas.microsoft.com/office/drawing/2016/5/10/chartex" xmlns:cx5="http://schemas.microsoft.com/office/drawing/2016/5/11/chartex" xmlns:cx6="http://schemas.microsoft.com/office/drawing/2016/5/12/chartex" xmlns:cx7="http://schemas.microsoft.com/office/drawing/2016/5/13/chartex" xmlns:cx8="http://schemas.microsoft.com/office/drawing/2016/5/14/chartex" xmlns:mc="http://schemas.openxmlformats.org/markup-compatibility/2006" xmlns:aink="http://schemas.microsoft.com/office/drawing/2016/ink" xmlns:am3d="http://schemas.microsoft.com/office/drawing/2017/model3d" xmlns:o="urn:schemas-microsoft-com:office:office" xmlns:oel="http://schemas.microsoft.com/office/2019/extlst" xmlns:r="http://schemas.openxmlformats.org/officeDocument/2006/relationships" xmlns:m="http://schemas.openxmlformats.org/officeDocument/2006/math" xmlns:v="urn:schemas-microsoft-com:vml" xmlns:wp14="http://schemas.microsoft.com/office/word/2010/wordprocessingDrawing" xmlns:wp="http://schemas.openxmlformats.org/drawingml/2006/wordprocessingDrawing" xmlns:w10="urn:schemas-microsoft-com:office:word" xmlns:w="http://schemas.openxmlformats.org/wordprocessingml/2006/main" xmlns:w14="http://schemas.microsoft.com/office/word/2010/wordml" xmlns:w15="http://schemas.microsoft.com/office/word/2012/wordml" xmlns:w16cex="http://schemas.microsoft.com/office/word/2018/wordml/cex" xmlns:w16cid="http://schemas.microsoft.com/office/word/2016/wordml/cid" xmlns:w16="http://schemas.microsoft.com/office/word/2018/wordml" xmlns:w16sdtdh="http://schemas.microsoft.com/office/word/2020/wordml/sdtdatahash" xmlns:w16se="http://schemas.microsoft.com/office/word/2015/wordml/symex" xmlns:wpg="http://schemas.microsoft.com/office/word/2010/wordprocessingGroup" xmlns:wpi="http://schemas.microsoft.com/office/word/2010/wordprocessingInk" xmlns:wne="http://schemas.microsoft.com/office/word/2006/wordml" xmlns:wps="http://schemas.microsoft.com/office/word/2010/wordprocessingShape" mc:Ignorable="w14 w15 w16se w16cid w16 w16cex w16sdtdh wp14">
+<w:hdr xmlns:wpc="http://schemas.microsoft.com/office/word/2010/wordprocessingCanvas" xmlns:cx="http://schemas.microsoft.com/office/drawing/2014/chartex" xmlns:cx1="http://schemas.microsoft.com/office/drawing/2015/9/8/chartex" xmlns:cx2="http://schemas.microsoft.com/office/drawing/2015/10/21/chartex" xmlns:cx3="http://schemas.microsoft.com/office/drawing/2016/5/9/chartex" xmlns:cx4="http://schemas.microsoft.com/office/drawing/2016/5/10/chartex" xmlns:cx5="http://schemas.microsoft.com/office/drawing/2016/5/11/chartex" xmlns:cx6="http://schemas.microsoft.com/office/drawing/2016/5/12/chartex" xmlns:cx7="http://schemas.microsoft.com/office/drawing/2016/5/13/chartex" xmlns:cx8="http://schemas.microsoft.com/office/drawing/2016/5/14/chartex" xmlns:mc="http://schemas.openxmlformats.org/markup-compatibility/2006" xmlns:aink="http://schemas.microsoft.com/office/drawing/2016/ink" xmlns:am3d="http://schemas.microsoft.com/office/drawing/2017/model3d" xmlns:o="urn:schemas-microsoft-com:office:office" xmlns:oel="http://schemas.microsoft.com/office/2019/extlst" xmlns:r="http://schemas.openxmlformats.org/officeDocument/2006/relationships" xmlns:m="http://schemas.openxmlformats.org/officeDocument/2006/math" xmlns:v="urn:schemas-microsoft-com:vml" xmlns:wp14="http://schemas.microsoft.com/office/word/2010/wordprocessingDrawing" xmlns:wp="http://schemas.openxmlformats.org/drawingml/2006/wordprocessingDrawing" xmlns:w10="urn:schemas-microsoft-com:office:word" xmlns:w="http://schemas.openxmlformats.org/wordprocessingml/2006/main" xmlns:w14="http://schemas.microsoft.com/office/word/2010/wordml" xmlns:w15="http://schemas.microsoft.com/office/word/2012/wordml" xmlns:w16cex="http://schemas.microsoft.com/office/word/2018/wordml/cex" xmlns:w16cid="http://schemas.microsoft.com/office/word/2016/wordml/cid" xmlns:w16="http://schemas.microsoft.com/office/word/2018/wordml" xmlns:w16du="http://schemas.microsoft.com/office/word/2023/wordml/word16du" xmlns:w16sdtdh="http://schemas.microsoft.com/office/word/2020/wordml/sdtdatahash" xmlns:w16sdtfl="http://schemas.microsoft.com/office/word/2024/wordml/sdtformatlock" xmlns:w16se="http://schemas.microsoft.com/office/word/2015/wordml/symex" xmlns:wpg="http://schemas.microsoft.com/office/word/2010/wordprocessingGroup" xmlns:wpi="http://schemas.microsoft.com/office/word/2010/wordprocessingInk" xmlns:wne="http://schemas.microsoft.com/office/word/2006/wordml" xmlns:wps="http://schemas.microsoft.com/office/word/2010/wordprocessingShape" mc:Ignorable="w14 w15 w16se w16cid w16 w16cex w16sdtdh w16sdtfl w16du wp14">
   <w:p>
     <w:pPr>
       <w:pStyle w:val="Header"/>
@@ -651,7 +762,7 @@
 </file>
 
 <file path=word/header2.xml><?xml version="1.0" encoding="utf-8"?>
-<w:hdr xmlns:wpc="http://schemas.microsoft.com/office/word/2010/wordprocessingCanvas" xmlns:cx="http://schemas.microsoft.com/office/drawing/2014/chartex" xmlns:cx1="http://schemas.microsoft.com/office/drawing/2015/9/8/chartex" xmlns:cx2="http://schemas.microsoft.com/office/drawing/2015/10/21/chartex" xmlns:cx3="http://schemas.microsoft.com/office/drawing/2016/5/9/chartex" xmlns:cx4="http://schemas.microsoft.com/office/drawing/2016/5/10/chartex" xmlns:cx5="http://schemas.microsoft.com/office/drawing/2016/5/11/chartex" xmlns:cx6="http://schemas.microsoft.com/office/drawing/2016/5/12/chartex" xmlns:cx7="http://schemas.microsoft.com/office/drawing/2016/5/13/chartex" xmlns:cx8="http://schemas.microsoft.com/office/drawing/2016/5/14/chartex" xmlns:mc="http://schemas.openxmlformats.org/markup-compatibility/2006" xmlns:aink="http://schemas.microsoft.com/office/drawing/2016/ink" xmlns:am3d="http://schemas.microsoft.com/office/drawing/2017/model3d" xmlns:o="urn:schemas-microsoft-com:office:office" xmlns:oel="http://schemas.microsoft.com/office/2019/extlst" xmlns:r="http://schemas.openxmlformats.org/officeDocument/2006/relationships" xmlns:m="http://schemas.openxmlformats.org/officeDocument/2006/math" xmlns:v="urn:schemas-microsoft-com:vml" xmlns:wp14="http://schemas.microsoft.com/office/word/2010/wordprocessingDrawing" xmlns:wp="http://schemas.openxmlformats.org/drawingml/2006/wordprocessingDrawing" xmlns:w10="urn:schemas-microsoft-com:office:word" xmlns:w="http://schemas.openxmlformats.org/wordprocessingml/2006/main" xmlns:w14="http://schemas.microsoft.com/office/word/2010/wordml" xmlns:w15="http://schemas.microsoft.com/office/word/2012/wordml" xmlns:w16cex="http://schemas.microsoft.com/office/word/2018/wordml/cex" xmlns:w16cid="http://schemas.microsoft.com/office/word/2016/wordml/cid" xmlns:w16="http://schemas.microsoft.com/office/word/2018/wordml" xmlns:w16sdtdh="http://schemas.microsoft.com/office/word/2020/wordml/sdtdatahash" xmlns:w16se="http://schemas.microsoft.com/office/word/2015/wordml/symex" xmlns:wpg="http://schemas.microsoft.com/office/word/2010/wordprocessingGroup" xmlns:wpi="http://schemas.microsoft.com/office/word/2010/wordprocessingInk" xmlns:wne="http://schemas.microsoft.com/office/word/2006/wordml" xmlns:wps="http://schemas.microsoft.com/office/word/2010/wordprocessingShape" mc:Ignorable="w14 w15 w16se w16cid w16 w16cex w16sdtdh wp14">
+<w:hdr xmlns:wpc="http://schemas.microsoft.com/office/word/2010/wordprocessingCanvas" xmlns:cx="http://schemas.microsoft.com/office/drawing/2014/chartex" xmlns:cx1="http://schemas.microsoft.com/office/drawing/2015/9/8/chartex" xmlns:cx2="http://schemas.microsoft.com/office/drawing/2015/10/21/chartex" xmlns:cx3="http://schemas.microsoft.com/office/drawing/2016/5/9/chartex" xmlns:cx4="http://schemas.microsoft.com/office/drawing/2016/5/10/chartex" xmlns:cx5="http://schemas.microsoft.com/office/drawing/2016/5/11/chartex" xmlns:cx6="http://schemas.microsoft.com/office/drawing/2016/5/12/chartex" xmlns:cx7="http://schemas.microsoft.com/office/drawing/2016/5/13/chartex" xmlns:cx8="http://schemas.microsoft.com/office/drawing/2016/5/14/chartex" xmlns:mc="http://schemas.openxmlformats.org/markup-compatibility/2006" xmlns:aink="http://schemas.microsoft.com/office/drawing/2016/ink" xmlns:am3d="http://schemas.microsoft.com/office/drawing/2017/model3d" xmlns:o="urn:schemas-microsoft-com:office:office" xmlns:oel="http://schemas.microsoft.com/office/2019/extlst" xmlns:r="http://schemas.openxmlformats.org/officeDocument/2006/relationships" xmlns:m="http://schemas.openxmlformats.org/officeDocument/2006/math" xmlns:v="urn:schemas-microsoft-com:vml" xmlns:wp14="http://schemas.microsoft.com/office/word/2010/wordprocessingDrawing" xmlns:wp="http://schemas.openxmlformats.org/drawingml/2006/wordprocessingDrawing" xmlns:w10="urn:schemas-microsoft-com:office:word" xmlns:w="http://schemas.openxmlformats.org/wordprocessingml/2006/main" xmlns:w14="http://schemas.microsoft.com/office/word/2010/wordml" xmlns:w15="http://schemas.microsoft.com/office/word/2012/wordml" xmlns:w16cex="http://schemas.microsoft.com/office/word/2018/wordml/cex" xmlns:w16cid="http://schemas.microsoft.com/office/word/2016/wordml/cid" xmlns:w16="http://schemas.microsoft.com/office/word/2018/wordml" xmlns:w16du="http://schemas.microsoft.com/office/word/2023/wordml/word16du" xmlns:w16sdtdh="http://schemas.microsoft.com/office/word/2020/wordml/sdtdatahash" xmlns:w16sdtfl="http://schemas.microsoft.com/office/word/2024/wordml/sdtformatlock" xmlns:w16se="http://schemas.microsoft.com/office/word/2015/wordml/symex" xmlns:wpg="http://schemas.microsoft.com/office/word/2010/wordprocessingGroup" xmlns:wpi="http://schemas.microsoft.com/office/word/2010/wordprocessingInk" xmlns:wne="http://schemas.microsoft.com/office/word/2006/wordml" xmlns:wps="http://schemas.microsoft.com/office/word/2010/wordprocessingShape" mc:Ignorable="w14 w15 w16se w16cid w16 w16cex w16sdtdh w16sdtfl w16du wp14">
   <w:p>
     <w:pPr>
       <w:pStyle w:val="Header"/>
@@ -662,7 +773,7 @@
 </file>
 
 <file path=word/header3.xml><?xml version="1.0" encoding="utf-8"?>
-<w:hdr xmlns:wpc="http://schemas.microsoft.com/office/word/2010/wordprocessingCanvas" xmlns:cx="http://schemas.microsoft.com/office/drawing/2014/chartex" xmlns:cx1="http://schemas.microsoft.com/office/drawing/2015/9/8/chartex" xmlns:cx2="http://schemas.microsoft.com/office/drawing/2015/10/21/chartex" xmlns:cx3="http://schemas.microsoft.com/office/drawing/2016/5/9/chartex" xmlns:cx4="http://schemas.microsoft.com/office/drawing/2016/5/10/chartex" xmlns:cx5="http://schemas.microsoft.com/office/drawing/2016/5/11/chartex" xmlns:cx6="http://schemas.microsoft.com/office/drawing/2016/5/12/chartex" xmlns:cx7="http://schemas.microsoft.com/office/drawing/2016/5/13/chartex" xmlns:cx8="http://schemas.microsoft.com/office/drawing/2016/5/14/chartex" xmlns:mc="http://schemas.openxmlformats.org/markup-compatibility/2006" xmlns:aink="http://schemas.microsoft.com/office/drawing/2016/ink" xmlns:am3d="http://schemas.microsoft.com/office/drawing/2017/model3d" xmlns:o="urn:schemas-microsoft-com:office:office" xmlns:oel="http://schemas.microsoft.com/office/2019/extlst" xmlns:r="http://schemas.openxmlformats.org/officeDocument/2006/relationships" xmlns:m="http://schemas.openxmlformats.org/officeDocument/2006/math" xmlns:v="urn:schemas-microsoft-com:vml" xmlns:wp14="http://schemas.microsoft.com/office/word/2010/wordprocessingDrawing" xmlns:wp="http://schemas.openxmlformats.org/drawingml/2006/wordprocessingDrawing" xmlns:w10="urn:schemas-microsoft-com:office:word" xmlns:w="http://schemas.openxmlformats.org/wordprocessingml/2006/main" xmlns:w14="http://schemas.microsoft.com/office/word/2010/wordml" xmlns:w15="http://schemas.microsoft.com/office/word/2012/wordml" xmlns:w16cex="http://schemas.microsoft.com/office/word/2018/wordml/cex" xmlns:w16cid="http://schemas.microsoft.com/office/word/2016/wordml/cid" xmlns:w16="http://schemas.microsoft.com/office/word/2018/wordml" xmlns:w16sdtdh="http://schemas.microsoft.com/office/word/2020/wordml/sdtdatahash" xmlns:w16se="http://schemas.microsoft.com/office/word/2015/wordml/symex" xmlns:wpg="http://schemas.microsoft.com/office/word/2010/wordprocessingGroup" xmlns:wpi="http://schemas.microsoft.com/office/word/2010/wordprocessingInk" xmlns:wne="http://schemas.microsoft.com/office/word/2006/wordml" xmlns:wps="http://schemas.microsoft.com/office/word/2010/wordprocessingShape" mc:Ignorable="w14 w15 w16se w16cid w16 w16cex w16sdtdh wp14">
+<w:hdr xmlns:wpc="http://schemas.microsoft.com/office/word/2010/wordprocessingCanvas" xmlns:cx="http://schemas.microsoft.com/office/drawing/2014/chartex" xmlns:cx1="http://schemas.microsoft.com/office/drawing/2015/9/8/chartex" xmlns:cx2="http://schemas.microsoft.com/office/drawing/2015/10/21/chartex" xmlns:cx3="http://schemas.microsoft.com/office/drawing/2016/5/9/chartex" xmlns:cx4="http://schemas.microsoft.com/office/drawing/2016/5/10/chartex" xmlns:cx5="http://schemas.microsoft.com/office/drawing/2016/5/11/chartex" xmlns:cx6="http://schemas.microsoft.com/office/drawing/2016/5/12/chartex" xmlns:cx7="http://schemas.microsoft.com/office/drawing/2016/5/13/chartex" xmlns:cx8="http://schemas.microsoft.com/office/drawing/2016/5/14/chartex" xmlns:mc="http://schemas.openxmlformats.org/markup-compatibility/2006" xmlns:aink="http://schemas.microsoft.com/office/drawing/2016/ink" xmlns:am3d="http://schemas.microsoft.com/office/drawing/2017/model3d" xmlns:o="urn:schemas-microsoft-com:office:office" xmlns:oel="http://schemas.microsoft.com/office/2019/extlst" xmlns:r="http://schemas.openxmlformats.org/officeDocument/2006/relationships" xmlns:m="http://schemas.openxmlformats.org/officeDocument/2006/math" xmlns:v="urn:schemas-microsoft-com:vml" xmlns:wp14="http://schemas.microsoft.com/office/word/2010/wordprocessingDrawing" xmlns:wp="http://schemas.openxmlformats.org/drawingml/2006/wordprocessingDrawing" xmlns:w10="urn:schemas-microsoft-com:office:word" xmlns:w="http://schemas.openxmlformats.org/wordprocessingml/2006/main" xmlns:w14="http://schemas.microsoft.com/office/word/2010/wordml" xmlns:w15="http://schemas.microsoft.com/office/word/2012/wordml" xmlns:w16cex="http://schemas.microsoft.com/office/word/2018/wordml/cex" xmlns:w16cid="http://schemas.microsoft.com/office/word/2016/wordml/cid" xmlns:w16="http://schemas.microsoft.com/office/word/2018/wordml" xmlns:w16du="http://schemas.microsoft.com/office/word/2023/wordml/word16du" xmlns:w16sdtdh="http://schemas.microsoft.com/office/word/2020/wordml/sdtdatahash" xmlns:w16sdtfl="http://schemas.microsoft.com/office/word/2024/wordml/sdtformatlock" xmlns:w16se="http://schemas.microsoft.com/office/word/2015/wordml/symex" xmlns:wpg="http://schemas.microsoft.com/office/word/2010/wordprocessingGroup" xmlns:wpi="http://schemas.microsoft.com/office/word/2010/wordprocessingInk" xmlns:wne="http://schemas.microsoft.com/office/word/2006/wordml" xmlns:wps="http://schemas.microsoft.com/office/word/2010/wordprocessingShape" mc:Ignorable="w14 w15 w16se w16cid w16 w16cex w16sdtdh w16sdtfl w16du wp14">
   <w:p>
     <w:pPr>
       <w:pStyle w:val="Header"/>
@@ -671,7 +782,7 @@
     <w:r>
       <w:tab/>
       <w:tab/>
-      <w:t>2026-06-17</w:t>
+      <w:t>2026-06-18</w:t>
       <w:br/>
       <w:br/>
     </w:r>
@@ -688,7 +799,7 @@
 </file>
 
 <file path=word/numbering.xml><?xml version="1.0" encoding="utf-8"?>
-<w:numbering xmlns:wpc="http://schemas.microsoft.com/office/word/2010/wordprocessingCanvas" xmlns:cx="http://schemas.microsoft.com/office/drawing/2014/chartex" xmlns:cx1="http://schemas.microsoft.com/office/drawing/2015/9/8/chartex" xmlns:cx2="http://schemas.microsoft.com/office/drawing/2015/10/21/chartex" xmlns:cx3="http://schemas.microsoft.com/office/drawing/2016/5/9/chartex" xmlns:cx4="http://schemas.microsoft.com/office/drawing/2016/5/10/chartex" xmlns:cx5="http://schemas.microsoft.com/office/drawing/2016/5/11/chartex" xmlns:cx6="http://schemas.microsoft.com/office/drawing/2016/5/12/chartex" xmlns:cx7="http://schemas.microsoft.com/office/drawing/2016/5/13/chartex" xmlns:cx8="http://schemas.microsoft.com/office/drawing/2016/5/14/chartex" xmlns:mc="http://schemas.openxmlformats.org/markup-compatibility/2006" xmlns:aink="http://schemas.microsoft.com/office/drawing/2016/ink" xmlns:am3d="http://schemas.microsoft.com/office/drawing/2017/model3d" xmlns:o="urn:schemas-microsoft-com:office:office" xmlns:oel="http://schemas.microsoft.com/office/2019/extlst" xmlns:r="http://schemas.openxmlformats.org/officeDocument/2006/relationships" xmlns:m="http://schemas.openxmlformats.org/officeDocument/2006/math" xmlns:v="urn:schemas-microsoft-com:vml" xmlns:wp14="http://schemas.microsoft.com/office/word/2010/wordprocessingDrawing" xmlns:wp="http://schemas.openxmlformats.org/drawingml/2006/wordprocessingDrawing" xmlns:w10="urn:schemas-microsoft-com:office:word" xmlns:w="http://schemas.openxmlformats.org/wordprocessingml/2006/main" xmlns:w14="http://schemas.microsoft.com/office/word/2010/wordml" xmlns:w15="http://schemas.microsoft.com/office/word/2012/wordml" xmlns:w16cex="http://schemas.microsoft.com/office/word/2018/wordml/cex" xmlns:w16cid="http://schemas.microsoft.com/office/word/2016/wordml/cid" xmlns:w16="http://schemas.microsoft.com/office/word/2018/wordml" xmlns:w16sdtdh="http://schemas.microsoft.com/office/word/2020/wordml/sdtdatahash" xmlns:w16se="http://schemas.microsoft.com/office/word/2015/wordml/symex" xmlns:wpg="http://schemas.microsoft.com/office/word/2010/wordprocessingGroup" xmlns:wpi="http://schemas.microsoft.com/office/word/2010/wordprocessingInk" xmlns:wne="http://schemas.microsoft.com/office/word/2006/wordml" xmlns:wps="http://schemas.microsoft.com/office/word/2010/wordprocessingShape" mc:Ignorable="w14 w15 w16se w16cid w16 w16cex w16sdtdh wp14">
+<w:numbering xmlns:wpc="http://schemas.microsoft.com/office/word/2010/wordprocessingCanvas" xmlns:cx="http://schemas.microsoft.com/office/drawing/2014/chartex" xmlns:cx1="http://schemas.microsoft.com/office/drawing/2015/9/8/chartex" xmlns:cx2="http://schemas.microsoft.com/office/drawing/2015/10/21/chartex" xmlns:cx3="http://schemas.microsoft.com/office/drawing/2016/5/9/chartex" xmlns:cx4="http://schemas.microsoft.com/office/drawing/2016/5/10/chartex" xmlns:cx5="http://schemas.microsoft.com/office/drawing/2016/5/11/chartex" xmlns:cx6="http://schemas.microsoft.com/office/drawing/2016/5/12/chartex" xmlns:cx7="http://schemas.microsoft.com/office/drawing/2016/5/13/chartex" xmlns:cx8="http://schemas.microsoft.com/office/drawing/2016/5/14/chartex" xmlns:mc="http://schemas.openxmlformats.org/markup-compatibility/2006" xmlns:aink="http://schemas.microsoft.com/office/drawing/2016/ink" xmlns:am3d="http://schemas.microsoft.com/office/drawing/2017/model3d" xmlns:o="urn:schemas-microsoft-com:office:office" xmlns:oel="http://schemas.microsoft.com/office/2019/extlst" xmlns:r="http://schemas.openxmlformats.org/officeDocument/2006/relationships" xmlns:m="http://schemas.openxmlformats.org/officeDocument/2006/math" xmlns:v="urn:schemas-microsoft-com:vml" xmlns:wp14="http://schemas.microsoft.com/office/word/2010/wordprocessingDrawing" xmlns:wp="http://schemas.openxmlformats.org/drawingml/2006/wordprocessingDrawing" xmlns:w10="urn:schemas-microsoft-com:office:word" xmlns:w="http://schemas.openxmlformats.org/wordprocessingml/2006/main" xmlns:w14="http://schemas.microsoft.com/office/word/2010/wordml" xmlns:w15="http://schemas.microsoft.com/office/word/2012/wordml" xmlns:w16cex="http://schemas.microsoft.com/office/word/2018/wordml/cex" xmlns:w16cid="http://schemas.microsoft.com/office/word/2016/wordml/cid" xmlns:w16="http://schemas.microsoft.com/office/word/2018/wordml" xmlns:w16du="http://schemas.microsoft.com/office/word/2023/wordml/word16du" xmlns:w16sdtdh="http://schemas.microsoft.com/office/word/2020/wordml/sdtdatahash" xmlns:w16sdtfl="http://schemas.microsoft.com/office/word/2024/wordml/sdtformatlock" xmlns:w16se="http://schemas.microsoft.com/office/word/2015/wordml/symex" xmlns:wpg="http://schemas.microsoft.com/office/word/2010/wordprocessingGroup" xmlns:wpi="http://schemas.microsoft.com/office/word/2010/wordprocessingInk" xmlns:wne="http://schemas.microsoft.com/office/word/2006/wordml" xmlns:wps="http://schemas.microsoft.com/office/word/2010/wordprocessingShape" mc:Ignorable="w14 w15 w16se w16cid w16 w16cex w16sdtdh w16sdtfl w16du wp14">
   <w:abstractNum w:abstractNumId="0" w15:restartNumberingAfterBreak="0">
     <w:nsid w:val="FFFFFF7C"/>
     <w:multiLevelType w:val="singleLevel"/>
@@ -891,7 +1002,7 @@
 </file>
 
 <file path=word/styles.xml><?xml version="1.0" encoding="utf-8"?>
-<w:styles xmlns:mc="http://schemas.openxmlformats.org/markup-compatibility/2006" xmlns:r="http://schemas.openxmlformats.org/officeDocument/2006/relationships" xmlns:w="http://schemas.openxmlformats.org/wordprocessingml/2006/main" xmlns:w14="http://schemas.microsoft.com/office/word/2010/wordml" xmlns:w15="http://schemas.microsoft.com/office/word/2012/wordml" xmlns:w16cex="http://schemas.microsoft.com/office/word/2018/wordml/cex" xmlns:w16cid="http://schemas.microsoft.com/office/word/2016/wordml/cid" xmlns:w16="http://schemas.microsoft.com/office/word/2018/wordml" xmlns:w16sdtdh="http://schemas.microsoft.com/office/word/2020/wordml/sdtdatahash" xmlns:w16se="http://schemas.microsoft.com/office/word/2015/wordml/symex" mc:Ignorable="w14 w15 w16se w16cid w16 w16cex w16sdtdh">
+<w:styles xmlns:mc="http://schemas.openxmlformats.org/markup-compatibility/2006" xmlns:r="http://schemas.openxmlformats.org/officeDocument/2006/relationships" xmlns:w="http://schemas.openxmlformats.org/wordprocessingml/2006/main" xmlns:w14="http://schemas.microsoft.com/office/word/2010/wordml" xmlns:w15="http://schemas.microsoft.com/office/word/2012/wordml" xmlns:w16cex="http://schemas.microsoft.com/office/word/2018/wordml/cex" xmlns:w16cid="http://schemas.microsoft.com/office/word/2016/wordml/cid" xmlns:w16="http://schemas.microsoft.com/office/word/2018/wordml" xmlns:w16du="http://schemas.microsoft.com/office/word/2023/wordml/word16du" xmlns:w16sdtdh="http://schemas.microsoft.com/office/word/2020/wordml/sdtdatahash" xmlns:w16sdtfl="http://schemas.microsoft.com/office/word/2024/wordml/sdtformatlock" xmlns:w16se="http://schemas.microsoft.com/office/word/2015/wordml/symex" mc:Ignorable="w14 w15 w16se w16cid w16 w16cex w16sdtdh w16sdtfl w16du">
   <w:docDefaults>
     <w:rPrDefault>
       <w:rPr>
@@ -1649,7 +1760,7 @@
     <w:link w:val="TitleChar"/>
     <w:uiPriority w:val="10"/>
     <w:qFormat/>
-    <w:rsid w:val="007106C8"/>
+    <w:rsid w:val="00E854FA"/>
     <w:pPr>
       <w:spacing w:after="300" w:line="240" w:lineRule="auto"/>
       <w:contextualSpacing/>
@@ -1659,7 +1770,7 @@
       <w:rFonts w:eastAsiaTheme="majorEastAsia" w:cstheme="majorBidi"/>
       <w:spacing w:val="5"/>
       <w:kern w:val="28"/>
-      <w:sz w:val="52"/>
+      <w:sz w:val="40"/>
       <w:szCs w:val="52"/>
       <w:lang w:val="sv-SE" w:eastAsia="en-US" w:bidi="ar-SA"/>
     </w:rPr>
@@ -1669,12 +1780,12 @@
     <w:basedOn w:val="DefaultParagraphFont"/>
     <w:link w:val="Title"/>
     <w:uiPriority w:val="10"/>
-    <w:rsid w:val="007106C8"/>
+    <w:rsid w:val="00E854FA"/>
     <w:rPr>
       <w:rFonts w:ascii="Times New Roman" w:eastAsiaTheme="majorEastAsia" w:hAnsi="Times New Roman" w:cstheme="majorBidi"/>
       <w:spacing w:val="5"/>
       <w:kern w:val="28"/>
-      <w:sz w:val="52"/>
+      <w:sz w:val="40"/>
       <w:szCs w:val="52"/>
       <w:lang w:val="sv-SE" w:eastAsia="en-US" w:bidi="ar-SA"/>
     </w:rPr>

--- a/klagomål/A 24435-2026 FSC-klagomål.docx
+++ b/klagomål/A 24435-2026 FSC-klagomål.docx
@@ -782,7 +782,7 @@
     <w:r>
       <w:tab/>
       <w:tab/>
-      <w:t>2026-06-18</w:t>
+      <w:t>2026-06-19</w:t>
       <w:br/>
       <w:br/>
     </w:r>

--- a/klagomål/A 24435-2026 FSC-klagomål.docx
+++ b/klagomål/A 24435-2026 FSC-klagomål.docx
@@ -782,7 +782,7 @@
     <w:r>
       <w:tab/>
       <w:tab/>
-      <w:t>2026-06-19</w:t>
+      <w:t>2026-06-20</w:t>
       <w:br/>
       <w:br/>
     </w:r>

--- a/klagomål/A 24435-2026 FSC-klagomål.docx
+++ b/klagomål/A 24435-2026 FSC-klagomål.docx
@@ -168,38 +168,7 @@
     </w:p>
     <w:p>
       <w:r>
-        <w:t>Detta dokument behandlar höga naturvärden i avverkningsanmälan A 24435-2026 i Hässleholms kommun som inkom 2026-05-26 och omfattar 10,6 ha.</w:t>
-      </w:r>
-    </w:p>
-    <w:p>
-      <w:r>
-        <w:t>Nedan presenteras fynd av naturvårdsarter som gjorts i det avverkningsanmälda området, samt relevanta utdrag ur standarderna för FSC, Chain of Custody, Controlled Wood och PEFC.</w:t>
-      </w:r>
-    </w:p>
-    <w:p>
-      <w:r>
-        <w:t>Vi förväntar oss att ni återkommer med ett skriftligt svar på vårt klagomål och även beskriver vilka korrigerande åtgärder ni satt in för att rätta till identifierade brister i er efterlevnad av den svenska FSC standarden.</w:t>
-      </w:r>
-    </w:p>
-    <w:p>
-      <w:pPr>
-        <w:pStyle w:val="Heading1"/>
-      </w:pPr>
-      <w:r>
-        <w:t>Naturvårdsarter</w:t>
-      </w:r>
-    </w:p>
-    <w:p>
-      <w:r>
-        <w:t>I avverkningsanmälan har följande 5 naturvårdsarter hittats: rostfläck (S, T), bäckbräsma (T), glansfläck (T), kärrfibbla (T) och kärrviol (T). Arter som är signalarter enligt Skogsstyrelsen har markerats med (S). Typiska arter inom Natura 2000 som är kopplade till skogsekosystem har markerats med (T).</w:t>
-      </w:r>
-    </w:p>
-    <w:p>
-      <w:r>
-        <w:t>De påträffade naturvårdsarterna är ett tydligt kvitto på att det rör sig om en skog med höga naturvärden.</w:t>
-      </w:r>
-      <w:r>
-        <w:t xml:space="preserve"> I Figur 1 visas fyndplatser för naturvårdsarter i området, som finns registrerade på Artportalen.</w:t>
+        <w:t>Detta klagomål behandlar höga naturvärden i avverkningsanmälan A 24435-2026 i Hässleholms kommun som inkom 2026-05-26 och omfattar 10,6 ha.</w:t>
       </w:r>
     </w:p>
     <w:p>
@@ -247,7 +216,55 @@
         <w:spacing w:after="240"/>
       </w:pPr>
       <w:r>
-        <w:t>Figur 1. Fyndplatser för naturvårdsarter i avverkningsanmälan (röd linje). Markörer utan svart kant är placerade på fyndplatsen. Markörer med svart kant är placerade vid sidan av fyndplatsen och har ett svart streck som visar fyndplatsens exakta position. Kartans mittpunktskoordinat är N 6202088, E 420855 i SWEREF 99 TM.</w:t>
+        <w:t>Figur 1. Fyndplatser för naturvårdsarter i avverkningsanmälan. Markörer utan svart kant är placerade på fyndplatsen. Markörer med svart kant är placerade vid sidan av fyndplatsen har ett svart streck som visar fyndplatsens exakta position. Kartans mittpunktskoordinat är N 6202088, E 420855 i SWEREF 99 TM.</w:t>
+      </w:r>
+    </w:p>
+    <w:p>
+      <w:r>
+        <w:t>I avverkningsanmälan finns fynd av 5 naturvårdsarter, varav 5 är typiska (T) och 1 är signalart (S): rostfläck (S, T), bäckbräsma (T), glansfläck (T), kärrfibbla (T) och kärrviol (T). Se Figur 1.</w:t>
+      </w:r>
+    </w:p>
+    <w:p>
+      <w:r>
+        <w:t>Nedan presenteras relevanta utdrag ur standarderna för FSC, Chain of Custody, Controlled Wood och PEFC.</w:t>
+      </w:r>
+    </w:p>
+    <w:p>
+      <w:r>
+        <w:t>Vi förväntar oss att ni återkommer med ett skriftligt svar på vårt klagomål och även beskriver vilka korrigerande åtgärder ni satt in för att rätta till identifierade brister i er efterlevnad av den svenska FSC standarden.</w:t>
+      </w:r>
+    </w:p>
+    <w:p>
+      <w:pPr>
+        <w:pStyle w:val="Heading1"/>
+      </w:pPr>
+      <w:r>
+        <w:t>Naturvårdsarter och fridlysta arter</w:t>
+      </w:r>
+    </w:p>
+    <w:p>
+      <w:r>
+        <w:t>Nedan följer beskrivningar av de naturvårdsarter och fridlysta arter som har sina livsmiljöer och växtplatser i den avverkningsanmälda skogen. De påträffade naturvårdsarterna är ett tydligt kvitto på att det rör sig om en skog med höga naturvärden.</w:t>
+      </w:r>
+    </w:p>
+    <w:p>
+      <w:r>
+        <w:rPr>
+          <w:b/>
+        </w:rPr>
+        <w:t xml:space="preserve">Rostfläck </w:t>
+      </w:r>
+      <w:r>
+        <w:t xml:space="preserve">signalerar framför allt höga naturvärden i östra Sverige samt norr om den naturliga norrlandsgränsen. Arten indikerar här skogsmiljöer som under lång tid haft ett konstant fuktigt mikroklimat. Rika förekomster i Norrland visar sannolikt på bestånd med långvarig kontinuitet av gamla träd. När laven påträffas i alkärr signalerar den höga naturvärden inom hela sitt utbredningsområde. Rostfläck är typisk art för </w:t>
+      </w:r>
+      <w:r>
+        <w:rPr>
+          <w:i/>
+        </w:rPr>
+        <w:t xml:space="preserve">9190 Näringsfattig ekskog </w:t>
+      </w:r>
+      <w:r>
+        <w:t>(Nitare &amp; Skogsstyrelsen, 2019; SLU Artdatabanken, 2025).</w:t>
       </w:r>
     </w:p>
     <w:p>
@@ -355,26 +372,6 @@
       </w:r>
       <w:r>
         <w:t>(SLU Artdatabanken, 2025).</w:t>
-      </w:r>
-    </w:p>
-    <w:p>
-      <w:r>
-        <w:rPr>
-          <w:b/>
-        </w:rPr>
-        <w:t xml:space="preserve">Rostfläck </w:t>
-      </w:r>
-      <w:r>
-        <w:t xml:space="preserve">signalerar framför allt höga naturvärden i östra Sverige samt norr om den naturliga norrlandsgränsen. Arten indikerar här skogsmiljöer som under lång tid haft ett konstant fuktigt mikroklimat. Rika förekomster i Norrland visar sannolikt på bestånd med långvarig kontinuitet av gamla träd. När laven påträffas i alkärr signalerar den höga naturvärden inom hela sitt utbredningsområde. Rostfläck är typisk art för </w:t>
-      </w:r>
-      <w:r>
-        <w:rPr>
-          <w:i/>
-        </w:rPr>
-        <w:t xml:space="preserve">9190 Näringsfattig ekskog </w:t>
-      </w:r>
-      <w:r>
-        <w:t>(Nitare &amp; Skogsstyrelsen, 2019; SLU Artdatabanken, 2025).</w:t>
       </w:r>
     </w:p>
     <w:p>
@@ -782,7 +779,7 @@
     <w:r>
       <w:tab/>
       <w:tab/>
-      <w:t>2026-06-20</w:t>
+      <w:t>2026-06-21</w:t>
       <w:br/>
       <w:br/>
     </w:r>

--- a/klagomål/A 24435-2026 FSC-klagomål.docx
+++ b/klagomål/A 24435-2026 FSC-klagomål.docx
@@ -779,7 +779,7 @@
     <w:r>
       <w:tab/>
       <w:tab/>
-      <w:t>2026-06-21</w:t>
+      <w:t>2026-06-22</w:t>
       <w:br/>
       <w:br/>
     </w:r>

--- a/klagomål/A 24435-2026 FSC-klagomål.docx
+++ b/klagomål/A 24435-2026 FSC-klagomål.docx
@@ -779,7 +779,7 @@
     <w:r>
       <w:tab/>
       <w:tab/>
-      <w:t>2026-06-22</w:t>
+      <w:t>2026-06-23</w:t>
       <w:br/>
       <w:br/>
     </w:r>

--- a/klagomål/A 24435-2026 FSC-klagomål.docx
+++ b/klagomål/A 24435-2026 FSC-klagomål.docx
@@ -779,7 +779,7 @@
     <w:r>
       <w:tab/>
       <w:tab/>
-      <w:t>2026-06-23</w:t>
+      <w:t>2026-06-24</w:t>
       <w:br/>
       <w:br/>
     </w:r>

--- a/klagomål/A 24435-2026 FSC-klagomål.docx
+++ b/klagomål/A 24435-2026 FSC-klagomål.docx
@@ -779,7 +779,7 @@
     <w:r>
       <w:tab/>
       <w:tab/>
-      <w:t>2026-06-24</w:t>
+      <w:t>2026-06-25</w:t>
       <w:br/>
       <w:br/>
     </w:r>

--- a/klagomål/A 24435-2026 FSC-klagomål.docx
+++ b/klagomål/A 24435-2026 FSC-klagomål.docx
@@ -779,7 +779,7 @@
     <w:r>
       <w:tab/>
       <w:tab/>
-      <w:t>2026-06-25</w:t>
+      <w:t>2026-06-26</w:t>
       <w:br/>
       <w:br/>
     </w:r>

--- a/klagomål/A 24435-2026 FSC-klagomål.docx
+++ b/klagomål/A 24435-2026 FSC-klagomål.docx
@@ -779,7 +779,7 @@
     <w:r>
       <w:tab/>
       <w:tab/>
-      <w:t>2026-06-26</w:t>
+      <w:t>2026-06-27</w:t>
       <w:br/>
       <w:br/>
     </w:r>

--- a/klagomål/A 24435-2026 FSC-klagomål.docx
+++ b/klagomål/A 24435-2026 FSC-klagomål.docx
@@ -779,7 +779,7 @@
     <w:r>
       <w:tab/>
       <w:tab/>
-      <w:t>2026-06-27</w:t>
+      <w:t>2026-06-28</w:t>
       <w:br/>
       <w:br/>
     </w:r>

--- a/klagomål/A 24435-2026 FSC-klagomål.docx
+++ b/klagomål/A 24435-2026 FSC-klagomål.docx
@@ -779,7 +779,7 @@
     <w:r>
       <w:tab/>
       <w:tab/>
-      <w:t>2026-06-28</w:t>
+      <w:t>2026-06-29</w:t>
       <w:br/>
       <w:br/>
     </w:r>

--- a/klagomål/A 24435-2026 FSC-klagomål.docx
+++ b/klagomål/A 24435-2026 FSC-klagomål.docx
@@ -779,7 +779,7 @@
     <w:r>
       <w:tab/>
       <w:tab/>
-      <w:t>2026-06-29</w:t>
+      <w:t>2026-06-30</w:t>
       <w:br/>
       <w:br/>
     </w:r>

--- a/klagomål/A 24435-2026 FSC-klagomål.docx
+++ b/klagomål/A 24435-2026 FSC-klagomål.docx
@@ -779,7 +779,7 @@
     <w:r>
       <w:tab/>
       <w:tab/>
-      <w:t>2026-06-30</w:t>
+      <w:t>2026-07-01</w:t>
       <w:br/>
       <w:br/>
     </w:r>

--- a/klagomål/A 24435-2026 FSC-klagomål.docx
+++ b/klagomål/A 24435-2026 FSC-klagomål.docx
@@ -779,7 +779,7 @@
     <w:r>
       <w:tab/>
       <w:tab/>
-      <w:t>2026-07-01</w:t>
+      <w:t>2026-07-02</w:t>
       <w:br/>
       <w:br/>
     </w:r>

--- a/klagomål/A 24435-2026 FSC-klagomål.docx
+++ b/klagomål/A 24435-2026 FSC-klagomål.docx
@@ -779,7 +779,7 @@
     <w:r>
       <w:tab/>
       <w:tab/>
-      <w:t>2026-07-13</w:t>
+      <w:t>2026-07-14</w:t>
       <w:br/>
       <w:br/>
     </w:r>

--- a/klagomål/A 24435-2026 FSC-klagomål.docx
+++ b/klagomål/A 24435-2026 FSC-klagomål.docx
@@ -779,7 +779,7 @@
     <w:r>
       <w:tab/>
       <w:tab/>
-      <w:t>2026-07-14</w:t>
+      <w:t>2026-07-15</w:t>
       <w:br/>
       <w:br/>
     </w:r>

--- a/klagomål/A 24435-2026 FSC-klagomål.docx
+++ b/klagomål/A 24435-2026 FSC-klagomål.docx
@@ -779,7 +779,7 @@
     <w:r>
       <w:tab/>
       <w:tab/>
-      <w:t>2026-07-15</w:t>
+      <w:t>2026-07-16</w:t>
       <w:br/>
       <w:br/>
     </w:r>

--- a/klagomål/A 24435-2026 FSC-klagomål.docx
+++ b/klagomål/A 24435-2026 FSC-klagomål.docx
@@ -779,7 +779,7 @@
     <w:r>
       <w:tab/>
       <w:tab/>
-      <w:t>2026-07-16</w:t>
+      <w:t>2026-07-17</w:t>
       <w:br/>
       <w:br/>
     </w:r>

--- a/klagomål/A 24435-2026 FSC-klagomål.docx
+++ b/klagomål/A 24435-2026 FSC-klagomål.docx
@@ -779,7 +779,7 @@
     <w:r>
       <w:tab/>
       <w:tab/>
-      <w:t>2026-07-17</w:t>
+      <w:t>2026-07-18</w:t>
       <w:br/>
       <w:br/>
     </w:r>

--- a/klagomål/A 24435-2026 FSC-klagomål.docx
+++ b/klagomål/A 24435-2026 FSC-klagomål.docx
@@ -779,7 +779,7 @@
     <w:r>
       <w:tab/>
       <w:tab/>
-      <w:t>2026-07-18</w:t>
+      <w:t>2026-07-19</w:t>
       <w:br/>
       <w:br/>
     </w:r>

--- a/klagomål/A 24435-2026 FSC-klagomål.docx
+++ b/klagomål/A 24435-2026 FSC-klagomål.docx
@@ -779,7 +779,7 @@
     <w:r>
       <w:tab/>
       <w:tab/>
-      <w:t>2026-07-19</w:t>
+      <w:t>2026-07-20</w:t>
       <w:br/>
       <w:br/>
     </w:r>

--- a/klagomål/A 24435-2026 FSC-klagomål.docx
+++ b/klagomål/A 24435-2026 FSC-klagomål.docx
@@ -779,7 +779,7 @@
     <w:r>
       <w:tab/>
       <w:tab/>
-      <w:t>2026-07-20</w:t>
+      <w:t>2026-07-21</w:t>
       <w:br/>
       <w:br/>
     </w:r>

--- a/klagomål/A 24435-2026 FSC-klagomål.docx
+++ b/klagomål/A 24435-2026 FSC-klagomål.docx
@@ -779,7 +779,7 @@
     <w:r>
       <w:tab/>
       <w:tab/>
-      <w:t>2026-07-21</w:t>
+      <w:t>2026-07-22</w:t>
       <w:br/>
       <w:br/>
     </w:r>

--- a/klagomål/A 24435-2026 FSC-klagomål.docx
+++ b/klagomål/A 24435-2026 FSC-klagomål.docx
@@ -779,7 +779,7 @@
     <w:r>
       <w:tab/>
       <w:tab/>
-      <w:t>2026-07-22</w:t>
+      <w:t>2026-07-23</w:t>
       <w:br/>
       <w:br/>
     </w:r>

--- a/klagomål/A 24435-2026 FSC-klagomål.docx
+++ b/klagomål/A 24435-2026 FSC-klagomål.docx
@@ -779,7 +779,7 @@
     <w:r>
       <w:tab/>
       <w:tab/>
-      <w:t>2026-07-23</w:t>
+      <w:t>2026-07-24</w:t>
       <w:br/>
       <w:br/>
     </w:r>

--- a/klagomål/A 24435-2026 FSC-klagomål.docx
+++ b/klagomål/A 24435-2026 FSC-klagomål.docx
@@ -779,7 +779,7 @@
     <w:r>
       <w:tab/>
       <w:tab/>
-      <w:t>2026-07-24</w:t>
+      <w:t>2026-07-25</w:t>
       <w:br/>
       <w:br/>
     </w:r>

--- a/klagomål/A 24435-2026 FSC-klagomål.docx
+++ b/klagomål/A 24435-2026 FSC-klagomål.docx
@@ -779,7 +779,7 @@
     <w:r>
       <w:tab/>
       <w:tab/>
-      <w:t>2026-07-25</w:t>
+      <w:t>2026-07-26</w:t>
       <w:br/>
       <w:br/>
     </w:r>

--- a/klagomål/A 24435-2026 FSC-klagomål.docx
+++ b/klagomål/A 24435-2026 FSC-klagomål.docx
@@ -779,7 +779,7 @@
     <w:r>
       <w:tab/>
       <w:tab/>
-      <w:t>2026-07-26</w:t>
+      <w:t>2026-07-27</w:t>
       <w:br/>
       <w:br/>
     </w:r>

--- a/klagomål/A 24435-2026 FSC-klagomål.docx
+++ b/klagomål/A 24435-2026 FSC-klagomål.docx
@@ -779,7 +779,7 @@
     <w:r>
       <w:tab/>
       <w:tab/>
-      <w:t>2026-07-27</w:t>
+      <w:t>2026-07-28</w:t>
       <w:br/>
       <w:br/>
     </w:r>

--- a/klagomål/A 24435-2026 FSC-klagomål.docx
+++ b/klagomål/A 24435-2026 FSC-klagomål.docx
@@ -779,7 +779,7 @@
     <w:r>
       <w:tab/>
       <w:tab/>
-      <w:t>2026-07-28</w:t>
+      <w:t>2026-07-29</w:t>
       <w:br/>
       <w:br/>
     </w:r>

--- a/klagomål/A 24435-2026 FSC-klagomål.docx
+++ b/klagomål/A 24435-2026 FSC-klagomål.docx
@@ -779,7 +779,7 @@
     <w:r>
       <w:tab/>
       <w:tab/>
-      <w:t>2026-07-29</w:t>
+      <w:t>2026-07-30</w:t>
       <w:br/>
       <w:br/>
     </w:r>

--- a/klagomål/A 24435-2026 FSC-klagomål.docx
+++ b/klagomål/A 24435-2026 FSC-klagomål.docx
@@ -779,7 +779,7 @@
     <w:r>
       <w:tab/>
       <w:tab/>
-      <w:t>2026-07-30</w:t>
+      <w:t>2026-07-31</w:t>
       <w:br/>
       <w:br/>
     </w:r>

--- a/klagomål/A 24435-2026 FSC-klagomål.docx
+++ b/klagomål/A 24435-2026 FSC-klagomål.docx
@@ -779,7 +779,7 @@
     <w:r>
       <w:tab/>
       <w:tab/>
-      <w:t>2026-07-31</w:t>
+      <w:t>2026-08-01</w:t>
       <w:br/>
       <w:br/>
     </w:r>

--- a/klagomål/A 24435-2026 FSC-klagomål.docx
+++ b/klagomål/A 24435-2026 FSC-klagomål.docx
@@ -779,7 +779,7 @@
     <w:r>
       <w:tab/>
       <w:tab/>
-      <w:t>2026-08-01</w:t>
+      <w:t>2026-08-02</w:t>
       <w:br/>
       <w:br/>
     </w:r>

--- a/klagomål/A 24435-2026 FSC-klagomål.docx
+++ b/klagomål/A 24435-2026 FSC-klagomål.docx
@@ -779,7 +779,7 @@
     <w:r>
       <w:tab/>
       <w:tab/>
-      <w:t>2026-08-02</w:t>
+      <w:t>2026-08-03</w:t>
       <w:br/>
       <w:br/>
     </w:r>

--- a/klagomål/A 24435-2026 FSC-klagomål.docx
+++ b/klagomål/A 24435-2026 FSC-klagomål.docx
@@ -779,7 +779,7 @@
     <w:r>
       <w:tab/>
       <w:tab/>
-      <w:t>2026-08-03</w:t>
+      <w:t>2026-08-05</w:t>
       <w:br/>
       <w:br/>
     </w:r>

--- a/klagomål/A 24435-2026 FSC-klagomål.docx
+++ b/klagomål/A 24435-2026 FSC-klagomål.docx
@@ -779,7 +779,7 @@
     <w:r>
       <w:tab/>
       <w:tab/>
-      <w:t>2026-08-05</w:t>
+      <w:t>2026-08-07</w:t>
       <w:br/>
       <w:br/>
     </w:r>

--- a/klagomål/A 24435-2026 FSC-klagomål.docx
+++ b/klagomål/A 24435-2026 FSC-klagomål.docx
@@ -779,7 +779,7 @@
     <w:r>
       <w:tab/>
       <w:tab/>
-      <w:t>2026-08-07</w:t>
+      <w:t>2026-08-08</w:t>
       <w:br/>
       <w:br/>
     </w:r>

--- a/klagomål/A 24435-2026 FSC-klagomål.docx
+++ b/klagomål/A 24435-2026 FSC-klagomål.docx
@@ -216,7 +216,7 @@
         <w:spacing w:after="240"/>
       </w:pPr>
       <w:r>
-        <w:t>Figur 1. Fyndplatser för naturvårdsarter i avverkningsanmälan. Markörer utan svart kant är placerade på fyndplatsen. Markörer med svart kant är placerade vid sidan av fyndplatsen har ett svart streck som visar fyndplatsens exakta position. Kartans mittpunktskoordinat är N 6202088, E 420855 i SWEREF 99 TM.</w:t>
+        <w:t>Figur 1. Fyndplatser för naturvårdsarter i avverkningsanmälan. Markörer utan svart kant är placerade på fyndplatsen. Markörer med svart kant är placerade vid sidan av fyndplatsen och har ett svart streck som visar fyndplatsens exakta position. Kartans mittpunktskoordinat är N 6202088, E 420855 i SWEREF 99 TM.</w:t>
       </w:r>
     </w:p>
     <w:p>
@@ -779,7 +779,7 @@
     <w:r>
       <w:tab/>
       <w:tab/>
-      <w:t>2026-08-14</w:t>
+      <w:t>2026-08-15</w:t>
       <w:br/>
       <w:br/>
     </w:r>

--- a/klagomål/A 24435-2026 FSC-klagomål.docx
+++ b/klagomål/A 24435-2026 FSC-klagomål.docx
@@ -779,7 +779,7 @@
     <w:r>
       <w:tab/>
       <w:tab/>
-      <w:t>2026-08-15</w:t>
+      <w:t>2026-08-16</w:t>
       <w:br/>
       <w:br/>
     </w:r>

--- a/klagomål/A 24435-2026 FSC-klagomål.docx
+++ b/klagomål/A 24435-2026 FSC-klagomål.docx
@@ -779,7 +779,7 @@
     <w:r>
       <w:tab/>
       <w:tab/>
-      <w:t>2026-08-16</w:t>
+      <w:t>2026-08-17</w:t>
       <w:br/>
       <w:br/>
     </w:r>

--- a/klagomål/A 24435-2026 FSC-klagomål.docx
+++ b/klagomål/A 24435-2026 FSC-klagomål.docx
@@ -779,7 +779,7 @@
     <w:r>
       <w:tab/>
       <w:tab/>
-      <w:t>2026-08-17</w:t>
+      <w:t>2026-08-18</w:t>
       <w:br/>
       <w:br/>
     </w:r>

--- a/klagomål/A 24435-2026 FSC-klagomål.docx
+++ b/klagomål/A 24435-2026 FSC-klagomål.docx
@@ -779,7 +779,7 @@
     <w:r>
       <w:tab/>
       <w:tab/>
-      <w:t>2026-08-18</w:t>
+      <w:t>2026-08-19</w:t>
       <w:br/>
       <w:br/>
     </w:r>

--- a/klagomål/A 24435-2026 FSC-klagomål.docx
+++ b/klagomål/A 24435-2026 FSC-klagomål.docx
@@ -779,7 +779,7 @@
     <w:r>
       <w:tab/>
       <w:tab/>
-      <w:t>2026-08-19</w:t>
+      <w:t>2026-08-20</w:t>
       <w:br/>
       <w:br/>
     </w:r>

--- a/klagomål/A 24435-2026 FSC-klagomål.docx
+++ b/klagomål/A 24435-2026 FSC-klagomål.docx
@@ -779,7 +779,7 @@
     <w:r>
       <w:tab/>
       <w:tab/>
-      <w:t>2026-08-20</w:t>
+      <w:t>2026-08-21</w:t>
       <w:br/>
       <w:br/>
     </w:r>

--- a/klagomål/A 24435-2026 FSC-klagomål.docx
+++ b/klagomål/A 24435-2026 FSC-klagomål.docx
@@ -779,7 +779,7 @@
     <w:r>
       <w:tab/>
       <w:tab/>
-      <w:t>2026-08-21</w:t>
+      <w:t>2026-08-22</w:t>
       <w:br/>
       <w:br/>
     </w:r>

--- a/klagomål/A 24435-2026 FSC-klagomål.docx
+++ b/klagomål/A 24435-2026 FSC-klagomål.docx
@@ -779,7 +779,7 @@
     <w:r>
       <w:tab/>
       <w:tab/>
-      <w:t>2026-08-22</w:t>
+      <w:t>2026-08-23</w:t>
       <w:br/>
       <w:br/>
     </w:r>

--- a/klagomål/A 24435-2026 FSC-klagomål.docx
+++ b/klagomål/A 24435-2026 FSC-klagomål.docx
@@ -779,7 +779,7 @@
     <w:r>
       <w:tab/>
       <w:tab/>
-      <w:t>2026-08-23</w:t>
+      <w:t>2026-08-24</w:t>
       <w:br/>
       <w:br/>
     </w:r>

--- a/klagomål/A 24435-2026 FSC-klagomål.docx
+++ b/klagomål/A 24435-2026 FSC-klagomål.docx
@@ -779,7 +779,7 @@
     <w:r>
       <w:tab/>
       <w:tab/>
-      <w:t>2026-08-24</w:t>
+      <w:t>2026-08-25</w:t>
       <w:br/>
       <w:br/>
     </w:r>

--- a/klagomål/A 24435-2026 FSC-klagomål.docx
+++ b/klagomål/A 24435-2026 FSC-klagomål.docx
@@ -779,7 +779,7 @@
     <w:r>
       <w:tab/>
       <w:tab/>
-      <w:t>2026-08-25</w:t>
+      <w:t>2026-08-26</w:t>
       <w:br/>
       <w:br/>
     </w:r>

--- a/klagomål/A 24435-2026 FSC-klagomål.docx
+++ b/klagomål/A 24435-2026 FSC-klagomål.docx
@@ -779,7 +779,7 @@
     <w:r>
       <w:tab/>
       <w:tab/>
-      <w:t>2026-08-26</w:t>
+      <w:t>2026-08-27</w:t>
       <w:br/>
       <w:br/>
     </w:r>

--- a/klagomål/A 24435-2026 FSC-klagomål.docx
+++ b/klagomål/A 24435-2026 FSC-klagomål.docx
@@ -779,7 +779,7 @@
     <w:r>
       <w:tab/>
       <w:tab/>
-      <w:t>2026-08-27</w:t>
+      <w:t>2026-08-28</w:t>
       <w:br/>
       <w:br/>
     </w:r>

--- a/klagomål/A 24435-2026 FSC-klagomål.docx
+++ b/klagomål/A 24435-2026 FSC-klagomål.docx
@@ -779,7 +779,7 @@
     <w:r>
       <w:tab/>
       <w:tab/>
-      <w:t>2026-08-28</w:t>
+      <w:t>2026-08-29</w:t>
       <w:br/>
       <w:br/>
     </w:r>

--- a/klagomål/A 24435-2026 FSC-klagomål.docx
+++ b/klagomål/A 24435-2026 FSC-klagomål.docx
@@ -779,7 +779,7 @@
     <w:r>
       <w:tab/>
       <w:tab/>
-      <w:t>2026-08-29</w:t>
+      <w:t>2026-08-31</w:t>
       <w:br/>
       <w:br/>
     </w:r>

--- a/klagomål/A 24435-2026 FSC-klagomål.docx
+++ b/klagomål/A 24435-2026 FSC-klagomål.docx
@@ -779,7 +779,7 @@
     <w:r>
       <w:tab/>
       <w:tab/>
-      <w:t>2026-08-31</w:t>
+      <w:t>2026-09-01</w:t>
       <w:br/>
       <w:br/>
     </w:r>

--- a/klagomål/A 24435-2026 FSC-klagomål.docx
+++ b/klagomål/A 24435-2026 FSC-klagomål.docx
@@ -779,7 +779,7 @@
     <w:r>
       <w:tab/>
       <w:tab/>
-      <w:t>2026-09-01</w:t>
+      <w:t>2026-09-02</w:t>
       <w:br/>
       <w:br/>
     </w:r>

--- a/klagomål/A 24435-2026 FSC-klagomål.docx
+++ b/klagomål/A 24435-2026 FSC-klagomål.docx
@@ -779,7 +779,7 @@
     <w:r>
       <w:tab/>
       <w:tab/>
-      <w:t>2026-09-02</w:t>
+      <w:t>2026-09-03</w:t>
       <w:br/>
       <w:br/>
     </w:r>

--- a/klagomål/A 24435-2026 FSC-klagomål.docx
+++ b/klagomål/A 24435-2026 FSC-klagomål.docx
@@ -779,7 +779,7 @@
     <w:r>
       <w:tab/>
       <w:tab/>
-      <w:t>2026-09-03</w:t>
+      <w:t>2026-09-04</w:t>
       <w:br/>
       <w:br/>
     </w:r>

--- a/klagomål/A 24435-2026 FSC-klagomål.docx
+++ b/klagomål/A 24435-2026 FSC-klagomål.docx
@@ -779,7 +779,7 @@
     <w:r>
       <w:tab/>
       <w:tab/>
-      <w:t>2026-09-04</w:t>
+      <w:t>2026-09-05</w:t>
       <w:br/>
       <w:br/>
     </w:r>
